--- a/reports/final_project_report.docx
+++ b/reports/final_project_report.docx
@@ -324,7 +324,19 @@
           <w:color w:val="0B0B0B"/>
           <w:sz w:val="24"/>
         </w:rPr>
-        <w:t>17. Conclusion</w:t>
+        <w:t>17. Recent Job Market Analysis (Last 30 Days)</w:t>
+      </w:r>
+    </w:p>
+    <w:p>
+      <w:pPr>
+        <w:spacing w:after="80"/>
+      </w:pPr>
+      <w:r>
+        <w:rPr>
+          <w:color w:val="0B0B0B"/>
+          <w:sz w:val="24"/>
+        </w:rPr>
+        <w:t>18. Conclusion</w:t>
       </w:r>
     </w:p>
     <w:p>
@@ -8724,7 +8736,5148 @@
           <w:color w:val="2A78D6"/>
           <w:sz w:val="40"/>
         </w:rPr>
-        <w:t>17. Conclusion</w:t>
+        <w:t>17. Recent Job Market Analysis (Last 30 Days)</w:t>
+      </w:r>
+    </w:p>
+    <w:p>
+      <w:pPr>
+        <w:spacing w:after="160"/>
+      </w:pPr>
+      <w:r>
+        <w:t>This section restricts analysis to the 84,077 jobs posted within 30 days of the dataset's 2026-07-03 collection date — 54.0% of the full 155,794-job dataset — the same &lt;=30-day slice already established in Section 7 (Job Freshness). Jobs older than 30 days are excluded entirely from every figure below.</w:t>
+      </w:r>
+    </w:p>
+    <w:p>
+      <w:pPr>
+        <w:spacing w:before="200" w:after="120"/>
+      </w:pPr>
+      <w:r>
+        <w:rPr>
+          <w:b/>
+          <w:color w:val="0B0B0B"/>
+          <w:sz w:val="26"/>
+        </w:rPr>
+        <w:t>1. Job Category Distribution</w:t>
+      </w:r>
+    </w:p>
+    <w:p>
+      <w:pPr>
+        <w:spacing w:after="160"/>
+      </w:pPr>
+      <w:r>
+        <w:t>Every recent job was classified into a business-friendly category from its title (and tags where informative). Because this dataset is heavily weighted toward retail, hospitality, food-service, and driving/logistics postings, a large share does not map cleanly onto a professional/technical taxonomy and is honestly reported as Other rather than forced into a poor-fitting bucket.</w:t>
+      </w:r>
+    </w:p>
+    <w:tbl>
+      <w:tblPr>
+        <w:tblStyle w:val="TableGrid"/>
+        <w:tblW w:type="auto" w:w="0"/>
+        <w:jc w:val="center"/>
+        <w:tblLayout w:type="autofit"/>
+        <w:tblLook w:firstColumn="1" w:firstRow="1" w:lastColumn="0" w:lastRow="0" w:noHBand="0" w:noVBand="1" w:val="04A0"/>
+      </w:tblPr>
+      <w:tblGrid>
+        <w:gridCol w:w="3249"/>
+        <w:gridCol w:w="3249"/>
+        <w:gridCol w:w="3249"/>
+      </w:tblGrid>
+      <w:tr>
+        <w:tc>
+          <w:tcPr>
+            <w:tcW w:type="dxa" w:w="3249"/>
+            <w:shd w:val="clear" w:color="auto" w:fill="2A78D6"/>
+          </w:tcPr>
+          <w:p>
+            <w:r/>
+            <w:r>
+              <w:rPr>
+                <w:b/>
+                <w:color w:val="FFFFFF"/>
+                <w:sz w:val="19"/>
+              </w:rPr>
+              <w:t>Category</w:t>
+            </w:r>
+          </w:p>
+        </w:tc>
+        <w:tc>
+          <w:tcPr>
+            <w:tcW w:type="dxa" w:w="3249"/>
+            <w:shd w:val="clear" w:color="auto" w:fill="2A78D6"/>
+          </w:tcPr>
+          <w:p>
+            <w:r/>
+            <w:r>
+              <w:rPr>
+                <w:b/>
+                <w:color w:val="FFFFFF"/>
+                <w:sz w:val="19"/>
+              </w:rPr>
+              <w:t>Recent Jobs</w:t>
+            </w:r>
+          </w:p>
+        </w:tc>
+        <w:tc>
+          <w:tcPr>
+            <w:tcW w:type="dxa" w:w="3249"/>
+            <w:shd w:val="clear" w:color="auto" w:fill="2A78D6"/>
+          </w:tcPr>
+          <w:p>
+            <w:r/>
+            <w:r>
+              <w:rPr>
+                <w:b/>
+                <w:color w:val="FFFFFF"/>
+                <w:sz w:val="19"/>
+              </w:rPr>
+              <w:t>% of recent</w:t>
+            </w:r>
+          </w:p>
+        </w:tc>
+      </w:tr>
+      <w:tr>
+        <w:tc>
+          <w:tcPr>
+            <w:tcW w:type="dxa" w:w="3249"/>
+          </w:tcPr>
+          <w:p>
+            <w:r/>
+            <w:r>
+              <w:rPr>
+                <w:color w:val="0B0B0B"/>
+                <w:sz w:val="19"/>
+              </w:rPr>
+              <w:t>Other</w:t>
+            </w:r>
+          </w:p>
+        </w:tc>
+        <w:tc>
+          <w:tcPr>
+            <w:tcW w:type="dxa" w:w="3249"/>
+          </w:tcPr>
+          <w:p>
+            <w:r/>
+            <w:r>
+              <w:rPr>
+                <w:color w:val="0B0B0B"/>
+                <w:sz w:val="19"/>
+              </w:rPr>
+              <w:t>44,858</w:t>
+            </w:r>
+          </w:p>
+        </w:tc>
+        <w:tc>
+          <w:tcPr>
+            <w:tcW w:type="dxa" w:w="3249"/>
+          </w:tcPr>
+          <w:p>
+            <w:r/>
+            <w:r>
+              <w:rPr>
+                <w:color w:val="0B0B0B"/>
+                <w:sz w:val="19"/>
+              </w:rPr>
+              <w:t>53.4%</w:t>
+            </w:r>
+          </w:p>
+        </w:tc>
+      </w:tr>
+      <w:tr>
+        <w:tc>
+          <w:tcPr>
+            <w:tcW w:type="dxa" w:w="3249"/>
+            <w:shd w:val="clear" w:color="auto" w:fill="F2F6FC"/>
+          </w:tcPr>
+          <w:p>
+            <w:r/>
+            <w:r>
+              <w:rPr>
+                <w:color w:val="0B0B0B"/>
+                <w:sz w:val="19"/>
+              </w:rPr>
+              <w:t>Supply Chain</w:t>
+            </w:r>
+          </w:p>
+        </w:tc>
+        <w:tc>
+          <w:tcPr>
+            <w:tcW w:type="dxa" w:w="3249"/>
+            <w:shd w:val="clear" w:color="auto" w:fill="F2F6FC"/>
+          </w:tcPr>
+          <w:p>
+            <w:r/>
+            <w:r>
+              <w:rPr>
+                <w:color w:val="0B0B0B"/>
+                <w:sz w:val="19"/>
+              </w:rPr>
+              <w:t>7,531</w:t>
+            </w:r>
+          </w:p>
+        </w:tc>
+        <w:tc>
+          <w:tcPr>
+            <w:tcW w:type="dxa" w:w="3249"/>
+            <w:shd w:val="clear" w:color="auto" w:fill="F2F6FC"/>
+          </w:tcPr>
+          <w:p>
+            <w:r/>
+            <w:r>
+              <w:rPr>
+                <w:color w:val="0B0B0B"/>
+                <w:sz w:val="19"/>
+              </w:rPr>
+              <w:t>9.0%</w:t>
+            </w:r>
+          </w:p>
+        </w:tc>
+      </w:tr>
+      <w:tr>
+        <w:tc>
+          <w:tcPr>
+            <w:tcW w:type="dxa" w:w="3249"/>
+          </w:tcPr>
+          <w:p>
+            <w:r/>
+            <w:r>
+              <w:rPr>
+                <w:color w:val="0B0B0B"/>
+                <w:sz w:val="19"/>
+              </w:rPr>
+              <w:t>Software Engineering</w:t>
+            </w:r>
+          </w:p>
+        </w:tc>
+        <w:tc>
+          <w:tcPr>
+            <w:tcW w:type="dxa" w:w="3249"/>
+          </w:tcPr>
+          <w:p>
+            <w:r/>
+            <w:r>
+              <w:rPr>
+                <w:color w:val="0B0B0B"/>
+                <w:sz w:val="19"/>
+              </w:rPr>
+              <w:t>5,571</w:t>
+            </w:r>
+          </w:p>
+        </w:tc>
+        <w:tc>
+          <w:tcPr>
+            <w:tcW w:type="dxa" w:w="3249"/>
+          </w:tcPr>
+          <w:p>
+            <w:r/>
+            <w:r>
+              <w:rPr>
+                <w:color w:val="0B0B0B"/>
+                <w:sz w:val="19"/>
+              </w:rPr>
+              <w:t>6.6%</w:t>
+            </w:r>
+          </w:p>
+        </w:tc>
+      </w:tr>
+      <w:tr>
+        <w:tc>
+          <w:tcPr>
+            <w:tcW w:type="dxa" w:w="3249"/>
+            <w:shd w:val="clear" w:color="auto" w:fill="F2F6FC"/>
+          </w:tcPr>
+          <w:p>
+            <w:r/>
+            <w:r>
+              <w:rPr>
+                <w:color w:val="0B0B0B"/>
+                <w:sz w:val="19"/>
+              </w:rPr>
+              <w:t>Customer Support</w:t>
+            </w:r>
+          </w:p>
+        </w:tc>
+        <w:tc>
+          <w:tcPr>
+            <w:tcW w:type="dxa" w:w="3249"/>
+            <w:shd w:val="clear" w:color="auto" w:fill="F2F6FC"/>
+          </w:tcPr>
+          <w:p>
+            <w:r/>
+            <w:r>
+              <w:rPr>
+                <w:color w:val="0B0B0B"/>
+                <w:sz w:val="19"/>
+              </w:rPr>
+              <w:t>5,264</w:t>
+            </w:r>
+          </w:p>
+        </w:tc>
+        <w:tc>
+          <w:tcPr>
+            <w:tcW w:type="dxa" w:w="3249"/>
+            <w:shd w:val="clear" w:color="auto" w:fill="F2F6FC"/>
+          </w:tcPr>
+          <w:p>
+            <w:r/>
+            <w:r>
+              <w:rPr>
+                <w:color w:val="0B0B0B"/>
+                <w:sz w:val="19"/>
+              </w:rPr>
+              <w:t>6.3%</w:t>
+            </w:r>
+          </w:p>
+        </w:tc>
+      </w:tr>
+      <w:tr>
+        <w:tc>
+          <w:tcPr>
+            <w:tcW w:type="dxa" w:w="3249"/>
+          </w:tcPr>
+          <w:p>
+            <w:r/>
+            <w:r>
+              <w:rPr>
+                <w:color w:val="0B0B0B"/>
+                <w:sz w:val="19"/>
+              </w:rPr>
+              <w:t>Healthcare</w:t>
+            </w:r>
+          </w:p>
+        </w:tc>
+        <w:tc>
+          <w:tcPr>
+            <w:tcW w:type="dxa" w:w="3249"/>
+          </w:tcPr>
+          <w:p>
+            <w:r/>
+            <w:r>
+              <w:rPr>
+                <w:color w:val="0B0B0B"/>
+                <w:sz w:val="19"/>
+              </w:rPr>
+              <w:t>3,505</w:t>
+            </w:r>
+          </w:p>
+        </w:tc>
+        <w:tc>
+          <w:tcPr>
+            <w:tcW w:type="dxa" w:w="3249"/>
+          </w:tcPr>
+          <w:p>
+            <w:r/>
+            <w:r>
+              <w:rPr>
+                <w:color w:val="0B0B0B"/>
+                <w:sz w:val="19"/>
+              </w:rPr>
+              <w:t>4.2%</w:t>
+            </w:r>
+          </w:p>
+        </w:tc>
+      </w:tr>
+      <w:tr>
+        <w:tc>
+          <w:tcPr>
+            <w:tcW w:type="dxa" w:w="3249"/>
+            <w:shd w:val="clear" w:color="auto" w:fill="F2F6FC"/>
+          </w:tcPr>
+          <w:p>
+            <w:r/>
+            <w:r>
+              <w:rPr>
+                <w:color w:val="0B0B0B"/>
+                <w:sz w:val="19"/>
+              </w:rPr>
+              <w:t>Sales</w:t>
+            </w:r>
+          </w:p>
+        </w:tc>
+        <w:tc>
+          <w:tcPr>
+            <w:tcW w:type="dxa" w:w="3249"/>
+            <w:shd w:val="clear" w:color="auto" w:fill="F2F6FC"/>
+          </w:tcPr>
+          <w:p>
+            <w:r/>
+            <w:r>
+              <w:rPr>
+                <w:color w:val="0B0B0B"/>
+                <w:sz w:val="19"/>
+              </w:rPr>
+              <w:t>2,888</w:t>
+            </w:r>
+          </w:p>
+        </w:tc>
+        <w:tc>
+          <w:tcPr>
+            <w:tcW w:type="dxa" w:w="3249"/>
+            <w:shd w:val="clear" w:color="auto" w:fill="F2F6FC"/>
+          </w:tcPr>
+          <w:p>
+            <w:r/>
+            <w:r>
+              <w:rPr>
+                <w:color w:val="0B0B0B"/>
+                <w:sz w:val="19"/>
+              </w:rPr>
+              <w:t>3.4%</w:t>
+            </w:r>
+          </w:p>
+        </w:tc>
+      </w:tr>
+      <w:tr>
+        <w:tc>
+          <w:tcPr>
+            <w:tcW w:type="dxa" w:w="3249"/>
+          </w:tcPr>
+          <w:p>
+            <w:r/>
+            <w:r>
+              <w:rPr>
+                <w:color w:val="0B0B0B"/>
+                <w:sz w:val="19"/>
+              </w:rPr>
+              <w:t>Executive</w:t>
+            </w:r>
+          </w:p>
+        </w:tc>
+        <w:tc>
+          <w:tcPr>
+            <w:tcW w:type="dxa" w:w="3249"/>
+          </w:tcPr>
+          <w:p>
+            <w:r/>
+            <w:r>
+              <w:rPr>
+                <w:color w:val="0B0B0B"/>
+                <w:sz w:val="19"/>
+              </w:rPr>
+              <w:t>1,570</w:t>
+            </w:r>
+          </w:p>
+        </w:tc>
+        <w:tc>
+          <w:tcPr>
+            <w:tcW w:type="dxa" w:w="3249"/>
+          </w:tcPr>
+          <w:p>
+            <w:r/>
+            <w:r>
+              <w:rPr>
+                <w:color w:val="0B0B0B"/>
+                <w:sz w:val="19"/>
+              </w:rPr>
+              <w:t>1.9%</w:t>
+            </w:r>
+          </w:p>
+        </w:tc>
+      </w:tr>
+      <w:tr>
+        <w:tc>
+          <w:tcPr>
+            <w:tcW w:type="dxa" w:w="3249"/>
+            <w:shd w:val="clear" w:color="auto" w:fill="F2F6FC"/>
+          </w:tcPr>
+          <w:p>
+            <w:r/>
+            <w:r>
+              <w:rPr>
+                <w:color w:val="0B0B0B"/>
+                <w:sz w:val="19"/>
+              </w:rPr>
+              <w:t>Education</w:t>
+            </w:r>
+          </w:p>
+        </w:tc>
+        <w:tc>
+          <w:tcPr>
+            <w:tcW w:type="dxa" w:w="3249"/>
+            <w:shd w:val="clear" w:color="auto" w:fill="F2F6FC"/>
+          </w:tcPr>
+          <w:p>
+            <w:r/>
+            <w:r>
+              <w:rPr>
+                <w:color w:val="0B0B0B"/>
+                <w:sz w:val="19"/>
+              </w:rPr>
+              <w:t>1,474</w:t>
+            </w:r>
+          </w:p>
+        </w:tc>
+        <w:tc>
+          <w:tcPr>
+            <w:tcW w:type="dxa" w:w="3249"/>
+            <w:shd w:val="clear" w:color="auto" w:fill="F2F6FC"/>
+          </w:tcPr>
+          <w:p>
+            <w:r/>
+            <w:r>
+              <w:rPr>
+                <w:color w:val="0B0B0B"/>
+                <w:sz w:val="19"/>
+              </w:rPr>
+              <w:t>1.8%</w:t>
+            </w:r>
+          </w:p>
+        </w:tc>
+      </w:tr>
+      <w:tr>
+        <w:tc>
+          <w:tcPr>
+            <w:tcW w:type="dxa" w:w="3249"/>
+          </w:tcPr>
+          <w:p>
+            <w:r/>
+            <w:r>
+              <w:rPr>
+                <w:color w:val="0B0B0B"/>
+                <w:sz w:val="19"/>
+              </w:rPr>
+              <w:t>Accounting</w:t>
+            </w:r>
+          </w:p>
+        </w:tc>
+        <w:tc>
+          <w:tcPr>
+            <w:tcW w:type="dxa" w:w="3249"/>
+          </w:tcPr>
+          <w:p>
+            <w:r/>
+            <w:r>
+              <w:rPr>
+                <w:color w:val="0B0B0B"/>
+                <w:sz w:val="19"/>
+              </w:rPr>
+              <w:t>1,224</w:t>
+            </w:r>
+          </w:p>
+        </w:tc>
+        <w:tc>
+          <w:tcPr>
+            <w:tcW w:type="dxa" w:w="3249"/>
+          </w:tcPr>
+          <w:p>
+            <w:r/>
+            <w:r>
+              <w:rPr>
+                <w:color w:val="0B0B0B"/>
+                <w:sz w:val="19"/>
+              </w:rPr>
+              <w:t>1.5%</w:t>
+            </w:r>
+          </w:p>
+        </w:tc>
+      </w:tr>
+      <w:tr>
+        <w:tc>
+          <w:tcPr>
+            <w:tcW w:type="dxa" w:w="3249"/>
+            <w:shd w:val="clear" w:color="auto" w:fill="F2F6FC"/>
+          </w:tcPr>
+          <w:p>
+            <w:r/>
+            <w:r>
+              <w:rPr>
+                <w:color w:val="0B0B0B"/>
+                <w:sz w:val="19"/>
+              </w:rPr>
+              <w:t>Project Management</w:t>
+            </w:r>
+          </w:p>
+        </w:tc>
+        <w:tc>
+          <w:tcPr>
+            <w:tcW w:type="dxa" w:w="3249"/>
+            <w:shd w:val="clear" w:color="auto" w:fill="F2F6FC"/>
+          </w:tcPr>
+          <w:p>
+            <w:r/>
+            <w:r>
+              <w:rPr>
+                <w:color w:val="0B0B0B"/>
+                <w:sz w:val="19"/>
+              </w:rPr>
+              <w:t>994</w:t>
+            </w:r>
+          </w:p>
+        </w:tc>
+        <w:tc>
+          <w:tcPr>
+            <w:tcW w:type="dxa" w:w="3249"/>
+            <w:shd w:val="clear" w:color="auto" w:fill="F2F6FC"/>
+          </w:tcPr>
+          <w:p>
+            <w:r/>
+            <w:r>
+              <w:rPr>
+                <w:color w:val="0B0B0B"/>
+                <w:sz w:val="19"/>
+              </w:rPr>
+              <w:t>1.2%</w:t>
+            </w:r>
+          </w:p>
+        </w:tc>
+      </w:tr>
+      <w:tr>
+        <w:tc>
+          <w:tcPr>
+            <w:tcW w:type="dxa" w:w="3249"/>
+          </w:tcPr>
+          <w:p>
+            <w:r/>
+            <w:r>
+              <w:rPr>
+                <w:color w:val="0B0B0B"/>
+                <w:sz w:val="19"/>
+              </w:rPr>
+              <w:t>Internship / Graduate</w:t>
+            </w:r>
+          </w:p>
+        </w:tc>
+        <w:tc>
+          <w:tcPr>
+            <w:tcW w:type="dxa" w:w="3249"/>
+          </w:tcPr>
+          <w:p>
+            <w:r/>
+            <w:r>
+              <w:rPr>
+                <w:color w:val="0B0B0B"/>
+                <w:sz w:val="19"/>
+              </w:rPr>
+              <w:t>911</w:t>
+            </w:r>
+          </w:p>
+        </w:tc>
+        <w:tc>
+          <w:tcPr>
+            <w:tcW w:type="dxa" w:w="3249"/>
+          </w:tcPr>
+          <w:p>
+            <w:r/>
+            <w:r>
+              <w:rPr>
+                <w:color w:val="0B0B0B"/>
+                <w:sz w:val="19"/>
+              </w:rPr>
+              <w:t>1.1%</w:t>
+            </w:r>
+          </w:p>
+        </w:tc>
+      </w:tr>
+      <w:tr>
+        <w:tc>
+          <w:tcPr>
+            <w:tcW w:type="dxa" w:w="3249"/>
+            <w:shd w:val="clear" w:color="auto" w:fill="F2F6FC"/>
+          </w:tcPr>
+          <w:p>
+            <w:r/>
+            <w:r>
+              <w:rPr>
+                <w:color w:val="0B0B0B"/>
+                <w:sz w:val="19"/>
+              </w:rPr>
+              <w:t>Manufacturing</w:t>
+            </w:r>
+          </w:p>
+        </w:tc>
+        <w:tc>
+          <w:tcPr>
+            <w:tcW w:type="dxa" w:w="3249"/>
+            <w:shd w:val="clear" w:color="auto" w:fill="F2F6FC"/>
+          </w:tcPr>
+          <w:p>
+            <w:r/>
+            <w:r>
+              <w:rPr>
+                <w:color w:val="0B0B0B"/>
+                <w:sz w:val="19"/>
+              </w:rPr>
+              <w:t>792</w:t>
+            </w:r>
+          </w:p>
+        </w:tc>
+        <w:tc>
+          <w:tcPr>
+            <w:tcW w:type="dxa" w:w="3249"/>
+            <w:shd w:val="clear" w:color="auto" w:fill="F2F6FC"/>
+          </w:tcPr>
+          <w:p>
+            <w:r/>
+            <w:r>
+              <w:rPr>
+                <w:color w:val="0B0B0B"/>
+                <w:sz w:val="19"/>
+              </w:rPr>
+              <w:t>0.9%</w:t>
+            </w:r>
+          </w:p>
+        </w:tc>
+      </w:tr>
+      <w:tr>
+        <w:tc>
+          <w:tcPr>
+            <w:tcW w:type="dxa" w:w="3249"/>
+          </w:tcPr>
+          <w:p>
+            <w:r/>
+            <w:r>
+              <w:rPr>
+                <w:color w:val="0B0B0B"/>
+                <w:sz w:val="19"/>
+              </w:rPr>
+              <w:t>Human Resources</w:t>
+            </w:r>
+          </w:p>
+        </w:tc>
+        <w:tc>
+          <w:tcPr>
+            <w:tcW w:type="dxa" w:w="3249"/>
+          </w:tcPr>
+          <w:p>
+            <w:r/>
+            <w:r>
+              <w:rPr>
+                <w:color w:val="0B0B0B"/>
+                <w:sz w:val="19"/>
+              </w:rPr>
+              <w:t>779</w:t>
+            </w:r>
+          </w:p>
+        </w:tc>
+        <w:tc>
+          <w:tcPr>
+            <w:tcW w:type="dxa" w:w="3249"/>
+          </w:tcPr>
+          <w:p>
+            <w:r/>
+            <w:r>
+              <w:rPr>
+                <w:color w:val="0B0B0B"/>
+                <w:sz w:val="19"/>
+              </w:rPr>
+              <w:t>0.9%</w:t>
+            </w:r>
+          </w:p>
+        </w:tc>
+      </w:tr>
+      <w:tr>
+        <w:tc>
+          <w:tcPr>
+            <w:tcW w:type="dxa" w:w="3249"/>
+            <w:shd w:val="clear" w:color="auto" w:fill="F2F6FC"/>
+          </w:tcPr>
+          <w:p>
+            <w:r/>
+            <w:r>
+              <w:rPr>
+                <w:color w:val="0B0B0B"/>
+                <w:sz w:val="19"/>
+              </w:rPr>
+              <w:t>Marketing</w:t>
+            </w:r>
+          </w:p>
+        </w:tc>
+        <w:tc>
+          <w:tcPr>
+            <w:tcW w:type="dxa" w:w="3249"/>
+            <w:shd w:val="clear" w:color="auto" w:fill="F2F6FC"/>
+          </w:tcPr>
+          <w:p>
+            <w:r/>
+            <w:r>
+              <w:rPr>
+                <w:color w:val="0B0B0B"/>
+                <w:sz w:val="19"/>
+              </w:rPr>
+              <w:t>755</w:t>
+            </w:r>
+          </w:p>
+        </w:tc>
+        <w:tc>
+          <w:tcPr>
+            <w:tcW w:type="dxa" w:w="3249"/>
+            <w:shd w:val="clear" w:color="auto" w:fill="F2F6FC"/>
+          </w:tcPr>
+          <w:p>
+            <w:r/>
+            <w:r>
+              <w:rPr>
+                <w:color w:val="0B0B0B"/>
+                <w:sz w:val="19"/>
+              </w:rPr>
+              <w:t>0.9%</w:t>
+            </w:r>
+          </w:p>
+        </w:tc>
+      </w:tr>
+      <w:tr>
+        <w:tc>
+          <w:tcPr>
+            <w:tcW w:type="dxa" w:w="3249"/>
+          </w:tcPr>
+          <w:p>
+            <w:r/>
+            <w:r>
+              <w:rPr>
+                <w:color w:val="0B0B0B"/>
+                <w:sz w:val="19"/>
+              </w:rPr>
+              <w:t>Product Management</w:t>
+            </w:r>
+          </w:p>
+        </w:tc>
+        <w:tc>
+          <w:tcPr>
+            <w:tcW w:type="dxa" w:w="3249"/>
+          </w:tcPr>
+          <w:p>
+            <w:r/>
+            <w:r>
+              <w:rPr>
+                <w:color w:val="0B0B0B"/>
+                <w:sz w:val="19"/>
+              </w:rPr>
+              <w:t>576</w:t>
+            </w:r>
+          </w:p>
+        </w:tc>
+        <w:tc>
+          <w:tcPr>
+            <w:tcW w:type="dxa" w:w="3249"/>
+          </w:tcPr>
+          <w:p>
+            <w:r/>
+            <w:r>
+              <w:rPr>
+                <w:color w:val="0B0B0B"/>
+                <w:sz w:val="19"/>
+              </w:rPr>
+              <w:t>0.7%</w:t>
+            </w:r>
+          </w:p>
+        </w:tc>
+      </w:tr>
+      <w:tr>
+        <w:tc>
+          <w:tcPr>
+            <w:tcW w:type="dxa" w:w="3249"/>
+            <w:shd w:val="clear" w:color="auto" w:fill="F2F6FC"/>
+          </w:tcPr>
+          <w:p>
+            <w:r/>
+            <w:r>
+              <w:rPr>
+                <w:color w:val="0B0B0B"/>
+                <w:sz w:val="19"/>
+              </w:rPr>
+              <w:t>Finance</w:t>
+            </w:r>
+          </w:p>
+        </w:tc>
+        <w:tc>
+          <w:tcPr>
+            <w:tcW w:type="dxa" w:w="3249"/>
+            <w:shd w:val="clear" w:color="auto" w:fill="F2F6FC"/>
+          </w:tcPr>
+          <w:p>
+            <w:r/>
+            <w:r>
+              <w:rPr>
+                <w:color w:val="0B0B0B"/>
+                <w:sz w:val="19"/>
+              </w:rPr>
+              <w:t>525</w:t>
+            </w:r>
+          </w:p>
+        </w:tc>
+        <w:tc>
+          <w:tcPr>
+            <w:tcW w:type="dxa" w:w="3249"/>
+            <w:shd w:val="clear" w:color="auto" w:fill="F2F6FC"/>
+          </w:tcPr>
+          <w:p>
+            <w:r/>
+            <w:r>
+              <w:rPr>
+                <w:color w:val="0B0B0B"/>
+                <w:sz w:val="19"/>
+              </w:rPr>
+              <w:t>0.6%</w:t>
+            </w:r>
+          </w:p>
+        </w:tc>
+      </w:tr>
+      <w:tr>
+        <w:tc>
+          <w:tcPr>
+            <w:tcW w:type="dxa" w:w="3249"/>
+          </w:tcPr>
+          <w:p>
+            <w:r/>
+            <w:r>
+              <w:rPr>
+                <w:color w:val="0B0B0B"/>
+                <w:sz w:val="19"/>
+              </w:rPr>
+              <w:t>DevOps / Cloud</w:t>
+            </w:r>
+          </w:p>
+        </w:tc>
+        <w:tc>
+          <w:tcPr>
+            <w:tcW w:type="dxa" w:w="3249"/>
+          </w:tcPr>
+          <w:p>
+            <w:r/>
+            <w:r>
+              <w:rPr>
+                <w:color w:val="0B0B0B"/>
+                <w:sz w:val="19"/>
+              </w:rPr>
+              <w:t>517</w:t>
+            </w:r>
+          </w:p>
+        </w:tc>
+        <w:tc>
+          <w:tcPr>
+            <w:tcW w:type="dxa" w:w="3249"/>
+          </w:tcPr>
+          <w:p>
+            <w:r/>
+            <w:r>
+              <w:rPr>
+                <w:color w:val="0B0B0B"/>
+                <w:sz w:val="19"/>
+              </w:rPr>
+              <w:t>0.6%</w:t>
+            </w:r>
+          </w:p>
+        </w:tc>
+      </w:tr>
+      <w:tr>
+        <w:tc>
+          <w:tcPr>
+            <w:tcW w:type="dxa" w:w="3249"/>
+            <w:shd w:val="clear" w:color="auto" w:fill="F2F6FC"/>
+          </w:tcPr>
+          <w:p>
+            <w:r/>
+            <w:r>
+              <w:rPr>
+                <w:color w:val="0B0B0B"/>
+                <w:sz w:val="19"/>
+              </w:rPr>
+              <w:t>Data Science / Analytics</w:t>
+            </w:r>
+          </w:p>
+        </w:tc>
+        <w:tc>
+          <w:tcPr>
+            <w:tcW w:type="dxa" w:w="3249"/>
+            <w:shd w:val="clear" w:color="auto" w:fill="F2F6FC"/>
+          </w:tcPr>
+          <w:p>
+            <w:r/>
+            <w:r>
+              <w:rPr>
+                <w:color w:val="0B0B0B"/>
+                <w:sz w:val="19"/>
+              </w:rPr>
+              <w:t>511</w:t>
+            </w:r>
+          </w:p>
+        </w:tc>
+        <w:tc>
+          <w:tcPr>
+            <w:tcW w:type="dxa" w:w="3249"/>
+            <w:shd w:val="clear" w:color="auto" w:fill="F2F6FC"/>
+          </w:tcPr>
+          <w:p>
+            <w:r/>
+            <w:r>
+              <w:rPr>
+                <w:color w:val="0B0B0B"/>
+                <w:sz w:val="19"/>
+              </w:rPr>
+              <w:t>0.6%</w:t>
+            </w:r>
+          </w:p>
+        </w:tc>
+      </w:tr>
+      <w:tr>
+        <w:tc>
+          <w:tcPr>
+            <w:tcW w:type="dxa" w:w="3249"/>
+          </w:tcPr>
+          <w:p>
+            <w:r/>
+            <w:r>
+              <w:rPr>
+                <w:color w:val="0B0B0B"/>
+                <w:sz w:val="19"/>
+              </w:rPr>
+              <w:t>Legal</w:t>
+            </w:r>
+          </w:p>
+        </w:tc>
+        <w:tc>
+          <w:tcPr>
+            <w:tcW w:type="dxa" w:w="3249"/>
+          </w:tcPr>
+          <w:p>
+            <w:r/>
+            <w:r>
+              <w:rPr>
+                <w:color w:val="0B0B0B"/>
+                <w:sz w:val="19"/>
+              </w:rPr>
+              <w:t>399</w:t>
+            </w:r>
+          </w:p>
+        </w:tc>
+        <w:tc>
+          <w:tcPr>
+            <w:tcW w:type="dxa" w:w="3249"/>
+          </w:tcPr>
+          <w:p>
+            <w:r/>
+            <w:r>
+              <w:rPr>
+                <w:color w:val="0B0B0B"/>
+                <w:sz w:val="19"/>
+              </w:rPr>
+              <w:t>0.5%</w:t>
+            </w:r>
+          </w:p>
+        </w:tc>
+      </w:tr>
+      <w:tr>
+        <w:tc>
+          <w:tcPr>
+            <w:tcW w:type="dxa" w:w="3249"/>
+            <w:shd w:val="clear" w:color="auto" w:fill="F2F6FC"/>
+          </w:tcPr>
+          <w:p>
+            <w:r/>
+            <w:r>
+              <w:rPr>
+                <w:color w:val="0B0B0B"/>
+                <w:sz w:val="19"/>
+              </w:rPr>
+              <w:t>Business Development</w:t>
+            </w:r>
+          </w:p>
+        </w:tc>
+        <w:tc>
+          <w:tcPr>
+            <w:tcW w:type="dxa" w:w="3249"/>
+            <w:shd w:val="clear" w:color="auto" w:fill="F2F6FC"/>
+          </w:tcPr>
+          <w:p>
+            <w:r/>
+            <w:r>
+              <w:rPr>
+                <w:color w:val="0B0B0B"/>
+                <w:sz w:val="19"/>
+              </w:rPr>
+              <w:t>392</w:t>
+            </w:r>
+          </w:p>
+        </w:tc>
+        <w:tc>
+          <w:tcPr>
+            <w:tcW w:type="dxa" w:w="3249"/>
+            <w:shd w:val="clear" w:color="auto" w:fill="F2F6FC"/>
+          </w:tcPr>
+          <w:p>
+            <w:r/>
+            <w:r>
+              <w:rPr>
+                <w:color w:val="0B0B0B"/>
+                <w:sz w:val="19"/>
+              </w:rPr>
+              <w:t>0.5%</w:t>
+            </w:r>
+          </w:p>
+        </w:tc>
+      </w:tr>
+      <w:tr>
+        <w:tc>
+          <w:tcPr>
+            <w:tcW w:type="dxa" w:w="3249"/>
+          </w:tcPr>
+          <w:p>
+            <w:r/>
+            <w:r>
+              <w:rPr>
+                <w:color w:val="0B0B0B"/>
+                <w:sz w:val="19"/>
+              </w:rPr>
+              <w:t>Cybersecurity</w:t>
+            </w:r>
+          </w:p>
+        </w:tc>
+        <w:tc>
+          <w:tcPr>
+            <w:tcW w:type="dxa" w:w="3249"/>
+          </w:tcPr>
+          <w:p>
+            <w:r/>
+            <w:r>
+              <w:rPr>
+                <w:color w:val="0B0B0B"/>
+                <w:sz w:val="19"/>
+              </w:rPr>
+              <w:t>374</w:t>
+            </w:r>
+          </w:p>
+        </w:tc>
+        <w:tc>
+          <w:tcPr>
+            <w:tcW w:type="dxa" w:w="3249"/>
+          </w:tcPr>
+          <w:p>
+            <w:r/>
+            <w:r>
+              <w:rPr>
+                <w:color w:val="0B0B0B"/>
+                <w:sz w:val="19"/>
+              </w:rPr>
+              <w:t>0.4%</w:t>
+            </w:r>
+          </w:p>
+        </w:tc>
+      </w:tr>
+      <w:tr>
+        <w:tc>
+          <w:tcPr>
+            <w:tcW w:type="dxa" w:w="3249"/>
+            <w:shd w:val="clear" w:color="auto" w:fill="F2F6FC"/>
+          </w:tcPr>
+          <w:p>
+            <w:r/>
+            <w:r>
+              <w:rPr>
+                <w:color w:val="0B0B0B"/>
+                <w:sz w:val="19"/>
+              </w:rPr>
+              <w:t>Administrative</w:t>
+            </w:r>
+          </w:p>
+        </w:tc>
+        <w:tc>
+          <w:tcPr>
+            <w:tcW w:type="dxa" w:w="3249"/>
+            <w:shd w:val="clear" w:color="auto" w:fill="F2F6FC"/>
+          </w:tcPr>
+          <w:p>
+            <w:r/>
+            <w:r>
+              <w:rPr>
+                <w:color w:val="0B0B0B"/>
+                <w:sz w:val="19"/>
+              </w:rPr>
+              <w:t>334</w:t>
+            </w:r>
+          </w:p>
+        </w:tc>
+        <w:tc>
+          <w:tcPr>
+            <w:tcW w:type="dxa" w:w="3249"/>
+            <w:shd w:val="clear" w:color="auto" w:fill="F2F6FC"/>
+          </w:tcPr>
+          <w:p>
+            <w:r/>
+            <w:r>
+              <w:rPr>
+                <w:color w:val="0B0B0B"/>
+                <w:sz w:val="19"/>
+              </w:rPr>
+              <w:t>0.4%</w:t>
+            </w:r>
+          </w:p>
+        </w:tc>
+      </w:tr>
+      <w:tr>
+        <w:tc>
+          <w:tcPr>
+            <w:tcW w:type="dxa" w:w="3249"/>
+          </w:tcPr>
+          <w:p>
+            <w:r/>
+            <w:r>
+              <w:rPr>
+                <w:color w:val="0B0B0B"/>
+                <w:sz w:val="19"/>
+              </w:rPr>
+              <w:t>Customer Success</w:t>
+            </w:r>
+          </w:p>
+        </w:tc>
+        <w:tc>
+          <w:tcPr>
+            <w:tcW w:type="dxa" w:w="3249"/>
+          </w:tcPr>
+          <w:p>
+            <w:r/>
+            <w:r>
+              <w:rPr>
+                <w:color w:val="0B0B0B"/>
+                <w:sz w:val="19"/>
+              </w:rPr>
+              <w:t>302</w:t>
+            </w:r>
+          </w:p>
+        </w:tc>
+        <w:tc>
+          <w:tcPr>
+            <w:tcW w:type="dxa" w:w="3249"/>
+          </w:tcPr>
+          <w:p>
+            <w:r/>
+            <w:r>
+              <w:rPr>
+                <w:color w:val="0B0B0B"/>
+                <w:sz w:val="19"/>
+              </w:rPr>
+              <w:t>0.4%</w:t>
+            </w:r>
+          </w:p>
+        </w:tc>
+      </w:tr>
+      <w:tr>
+        <w:tc>
+          <w:tcPr>
+            <w:tcW w:type="dxa" w:w="3249"/>
+            <w:shd w:val="clear" w:color="auto" w:fill="F2F6FC"/>
+          </w:tcPr>
+          <w:p>
+            <w:r/>
+            <w:r>
+              <w:rPr>
+                <w:color w:val="0B0B0B"/>
+                <w:sz w:val="19"/>
+              </w:rPr>
+              <w:t>AI / Machine Learning</w:t>
+            </w:r>
+          </w:p>
+        </w:tc>
+        <w:tc>
+          <w:tcPr>
+            <w:tcW w:type="dxa" w:w="3249"/>
+            <w:shd w:val="clear" w:color="auto" w:fill="F2F6FC"/>
+          </w:tcPr>
+          <w:p>
+            <w:r/>
+            <w:r>
+              <w:rPr>
+                <w:color w:val="0B0B0B"/>
+                <w:sz w:val="19"/>
+              </w:rPr>
+              <w:t>299</w:t>
+            </w:r>
+          </w:p>
+        </w:tc>
+        <w:tc>
+          <w:tcPr>
+            <w:tcW w:type="dxa" w:w="3249"/>
+            <w:shd w:val="clear" w:color="auto" w:fill="F2F6FC"/>
+          </w:tcPr>
+          <w:p>
+            <w:r/>
+            <w:r>
+              <w:rPr>
+                <w:color w:val="0B0B0B"/>
+                <w:sz w:val="19"/>
+              </w:rPr>
+              <w:t>0.4%</w:t>
+            </w:r>
+          </w:p>
+        </w:tc>
+      </w:tr>
+      <w:tr>
+        <w:tc>
+          <w:tcPr>
+            <w:tcW w:type="dxa" w:w="3249"/>
+          </w:tcPr>
+          <w:p>
+            <w:r/>
+            <w:r>
+              <w:rPr>
+                <w:color w:val="0B0B0B"/>
+                <w:sz w:val="19"/>
+              </w:rPr>
+              <w:t>Digital Marketing</w:t>
+            </w:r>
+          </w:p>
+        </w:tc>
+        <w:tc>
+          <w:tcPr>
+            <w:tcW w:type="dxa" w:w="3249"/>
+          </w:tcPr>
+          <w:p>
+            <w:r/>
+            <w:r>
+              <w:rPr>
+                <w:color w:val="0B0B0B"/>
+                <w:sz w:val="19"/>
+              </w:rPr>
+              <w:t>293</w:t>
+            </w:r>
+          </w:p>
+        </w:tc>
+        <w:tc>
+          <w:tcPr>
+            <w:tcW w:type="dxa" w:w="3249"/>
+          </w:tcPr>
+          <w:p>
+            <w:r/>
+            <w:r>
+              <w:rPr>
+                <w:color w:val="0B0B0B"/>
+                <w:sz w:val="19"/>
+              </w:rPr>
+              <w:t>0.3%</w:t>
+            </w:r>
+          </w:p>
+        </w:tc>
+      </w:tr>
+      <w:tr>
+        <w:tc>
+          <w:tcPr>
+            <w:tcW w:type="dxa" w:w="3249"/>
+            <w:shd w:val="clear" w:color="auto" w:fill="F2F6FC"/>
+          </w:tcPr>
+          <w:p>
+            <w:r/>
+            <w:r>
+              <w:rPr>
+                <w:color w:val="0B0B0B"/>
+                <w:sz w:val="19"/>
+              </w:rPr>
+              <w:t>Operations</w:t>
+            </w:r>
+          </w:p>
+        </w:tc>
+        <w:tc>
+          <w:tcPr>
+            <w:tcW w:type="dxa" w:w="3249"/>
+            <w:shd w:val="clear" w:color="auto" w:fill="F2F6FC"/>
+          </w:tcPr>
+          <w:p>
+            <w:r/>
+            <w:r>
+              <w:rPr>
+                <w:color w:val="0B0B0B"/>
+                <w:sz w:val="19"/>
+              </w:rPr>
+              <w:t>274</w:t>
+            </w:r>
+          </w:p>
+        </w:tc>
+        <w:tc>
+          <w:tcPr>
+            <w:tcW w:type="dxa" w:w="3249"/>
+            <w:shd w:val="clear" w:color="auto" w:fill="F2F6FC"/>
+          </w:tcPr>
+          <w:p>
+            <w:r/>
+            <w:r>
+              <w:rPr>
+                <w:color w:val="0B0B0B"/>
+                <w:sz w:val="19"/>
+              </w:rPr>
+              <w:t>0.3%</w:t>
+            </w:r>
+          </w:p>
+        </w:tc>
+      </w:tr>
+      <w:tr>
+        <w:tc>
+          <w:tcPr>
+            <w:tcW w:type="dxa" w:w="3249"/>
+          </w:tcPr>
+          <w:p>
+            <w:r/>
+            <w:r>
+              <w:rPr>
+                <w:color w:val="0B0B0B"/>
+                <w:sz w:val="19"/>
+              </w:rPr>
+              <w:t>Procurement</w:t>
+            </w:r>
+          </w:p>
+        </w:tc>
+        <w:tc>
+          <w:tcPr>
+            <w:tcW w:type="dxa" w:w="3249"/>
+          </w:tcPr>
+          <w:p>
+            <w:r/>
+            <w:r>
+              <w:rPr>
+                <w:color w:val="0B0B0B"/>
+                <w:sz w:val="19"/>
+              </w:rPr>
+              <w:t>272</w:t>
+            </w:r>
+          </w:p>
+        </w:tc>
+        <w:tc>
+          <w:tcPr>
+            <w:tcW w:type="dxa" w:w="3249"/>
+          </w:tcPr>
+          <w:p>
+            <w:r/>
+            <w:r>
+              <w:rPr>
+                <w:color w:val="0B0B0B"/>
+                <w:sz w:val="19"/>
+              </w:rPr>
+              <w:t>0.3%</w:t>
+            </w:r>
+          </w:p>
+        </w:tc>
+      </w:tr>
+      <w:tr>
+        <w:tc>
+          <w:tcPr>
+            <w:tcW w:type="dxa" w:w="3249"/>
+            <w:shd w:val="clear" w:color="auto" w:fill="F2F6FC"/>
+          </w:tcPr>
+          <w:p>
+            <w:r/>
+            <w:r>
+              <w:rPr>
+                <w:color w:val="0B0B0B"/>
+                <w:sz w:val="19"/>
+              </w:rPr>
+              <w:t>Recruiting</w:t>
+            </w:r>
+          </w:p>
+        </w:tc>
+        <w:tc>
+          <w:tcPr>
+            <w:tcW w:type="dxa" w:w="3249"/>
+            <w:shd w:val="clear" w:color="auto" w:fill="F2F6FC"/>
+          </w:tcPr>
+          <w:p>
+            <w:r/>
+            <w:r>
+              <w:rPr>
+                <w:color w:val="0B0B0B"/>
+                <w:sz w:val="19"/>
+              </w:rPr>
+              <w:t>250</w:t>
+            </w:r>
+          </w:p>
+        </w:tc>
+        <w:tc>
+          <w:tcPr>
+            <w:tcW w:type="dxa" w:w="3249"/>
+            <w:shd w:val="clear" w:color="auto" w:fill="F2F6FC"/>
+          </w:tcPr>
+          <w:p>
+            <w:r/>
+            <w:r>
+              <w:rPr>
+                <w:color w:val="0B0B0B"/>
+                <w:sz w:val="19"/>
+              </w:rPr>
+              <w:t>0.3%</w:t>
+            </w:r>
+          </w:p>
+        </w:tc>
+      </w:tr>
+      <w:tr>
+        <w:tc>
+          <w:tcPr>
+            <w:tcW w:type="dxa" w:w="3249"/>
+          </w:tcPr>
+          <w:p>
+            <w:r/>
+            <w:r>
+              <w:rPr>
+                <w:color w:val="0B0B0B"/>
+                <w:sz w:val="19"/>
+              </w:rPr>
+              <w:t>IT Support</w:t>
+            </w:r>
+          </w:p>
+        </w:tc>
+        <w:tc>
+          <w:tcPr>
+            <w:tcW w:type="dxa" w:w="3249"/>
+          </w:tcPr>
+          <w:p>
+            <w:r/>
+            <w:r>
+              <w:rPr>
+                <w:color w:val="0B0B0B"/>
+                <w:sz w:val="19"/>
+              </w:rPr>
+              <w:t>219</w:t>
+            </w:r>
+          </w:p>
+        </w:tc>
+        <w:tc>
+          <w:tcPr>
+            <w:tcW w:type="dxa" w:w="3249"/>
+          </w:tcPr>
+          <w:p>
+            <w:r/>
+            <w:r>
+              <w:rPr>
+                <w:color w:val="0B0B0B"/>
+                <w:sz w:val="19"/>
+              </w:rPr>
+              <w:t>0.3%</w:t>
+            </w:r>
+          </w:p>
+        </w:tc>
+      </w:tr>
+      <w:tr>
+        <w:tc>
+          <w:tcPr>
+            <w:tcW w:type="dxa" w:w="3249"/>
+            <w:shd w:val="clear" w:color="auto" w:fill="F2F6FC"/>
+          </w:tcPr>
+          <w:p>
+            <w:r/>
+            <w:r>
+              <w:rPr>
+                <w:color w:val="0B0B0B"/>
+                <w:sz w:val="19"/>
+              </w:rPr>
+              <w:t>UI / UX Design</w:t>
+            </w:r>
+          </w:p>
+        </w:tc>
+        <w:tc>
+          <w:tcPr>
+            <w:tcW w:type="dxa" w:w="3249"/>
+            <w:shd w:val="clear" w:color="auto" w:fill="F2F6FC"/>
+          </w:tcPr>
+          <w:p>
+            <w:r/>
+            <w:r>
+              <w:rPr>
+                <w:color w:val="0B0B0B"/>
+                <w:sz w:val="19"/>
+              </w:rPr>
+              <w:t>174</w:t>
+            </w:r>
+          </w:p>
+        </w:tc>
+        <w:tc>
+          <w:tcPr>
+            <w:tcW w:type="dxa" w:w="3249"/>
+            <w:shd w:val="clear" w:color="auto" w:fill="F2F6FC"/>
+          </w:tcPr>
+          <w:p>
+            <w:r/>
+            <w:r>
+              <w:rPr>
+                <w:color w:val="0B0B0B"/>
+                <w:sz w:val="19"/>
+              </w:rPr>
+              <w:t>0.2%</w:t>
+            </w:r>
+          </w:p>
+        </w:tc>
+      </w:tr>
+      <w:tr>
+        <w:tc>
+          <w:tcPr>
+            <w:tcW w:type="dxa" w:w="3249"/>
+          </w:tcPr>
+          <w:p>
+            <w:r/>
+            <w:r>
+              <w:rPr>
+                <w:color w:val="0B0B0B"/>
+                <w:sz w:val="19"/>
+              </w:rPr>
+              <w:t>Government</w:t>
+            </w:r>
+          </w:p>
+        </w:tc>
+        <w:tc>
+          <w:tcPr>
+            <w:tcW w:type="dxa" w:w="3249"/>
+          </w:tcPr>
+          <w:p>
+            <w:r/>
+            <w:r>
+              <w:rPr>
+                <w:color w:val="0B0B0B"/>
+                <w:sz w:val="19"/>
+              </w:rPr>
+              <w:t>102</w:t>
+            </w:r>
+          </w:p>
+        </w:tc>
+        <w:tc>
+          <w:tcPr>
+            <w:tcW w:type="dxa" w:w="3249"/>
+          </w:tcPr>
+          <w:p>
+            <w:r/>
+            <w:r>
+              <w:rPr>
+                <w:color w:val="0B0B0B"/>
+                <w:sz w:val="19"/>
+              </w:rPr>
+              <w:t>0.1%</w:t>
+            </w:r>
+          </w:p>
+        </w:tc>
+      </w:tr>
+      <w:tr>
+        <w:tc>
+          <w:tcPr>
+            <w:tcW w:type="dxa" w:w="3249"/>
+            <w:shd w:val="clear" w:color="auto" w:fill="F2F6FC"/>
+          </w:tcPr>
+          <w:p>
+            <w:r/>
+            <w:r>
+              <w:rPr>
+                <w:color w:val="0B0B0B"/>
+                <w:sz w:val="19"/>
+              </w:rPr>
+              <w:t>Pharmaceutical</w:t>
+            </w:r>
+          </w:p>
+        </w:tc>
+        <w:tc>
+          <w:tcPr>
+            <w:tcW w:type="dxa" w:w="3249"/>
+            <w:shd w:val="clear" w:color="auto" w:fill="F2F6FC"/>
+          </w:tcPr>
+          <w:p>
+            <w:r/>
+            <w:r>
+              <w:rPr>
+                <w:color w:val="0B0B0B"/>
+                <w:sz w:val="19"/>
+              </w:rPr>
+              <w:t>77</w:t>
+            </w:r>
+          </w:p>
+        </w:tc>
+        <w:tc>
+          <w:tcPr>
+            <w:tcW w:type="dxa" w:w="3249"/>
+            <w:shd w:val="clear" w:color="auto" w:fill="F2F6FC"/>
+          </w:tcPr>
+          <w:p>
+            <w:r/>
+            <w:r>
+              <w:rPr>
+                <w:color w:val="0B0B0B"/>
+                <w:sz w:val="19"/>
+              </w:rPr>
+              <w:t>0.1%</w:t>
+            </w:r>
+          </w:p>
+        </w:tc>
+      </w:tr>
+      <w:tr>
+        <w:tc>
+          <w:tcPr>
+            <w:tcW w:type="dxa" w:w="3249"/>
+          </w:tcPr>
+          <w:p>
+            <w:r/>
+            <w:r>
+              <w:rPr>
+                <w:color w:val="0B0B0B"/>
+                <w:sz w:val="19"/>
+              </w:rPr>
+              <w:t>Graphic Design</w:t>
+            </w:r>
+          </w:p>
+        </w:tc>
+        <w:tc>
+          <w:tcPr>
+            <w:tcW w:type="dxa" w:w="3249"/>
+          </w:tcPr>
+          <w:p>
+            <w:r/>
+            <w:r>
+              <w:rPr>
+                <w:color w:val="0B0B0B"/>
+                <w:sz w:val="19"/>
+              </w:rPr>
+              <w:t>71</w:t>
+            </w:r>
+          </w:p>
+        </w:tc>
+        <w:tc>
+          <w:tcPr>
+            <w:tcW w:type="dxa" w:w="3249"/>
+          </w:tcPr>
+          <w:p>
+            <w:r/>
+            <w:r>
+              <w:rPr>
+                <w:color w:val="0B0B0B"/>
+                <w:sz w:val="19"/>
+              </w:rPr>
+              <w:t>0.1%</w:t>
+            </w:r>
+          </w:p>
+        </w:tc>
+      </w:tr>
+    </w:tbl>
+    <w:p>
+      <w:pPr>
+        <w:spacing w:after="80"/>
+      </w:pPr>
+    </w:p>
+    <w:p>
+      <w:pPr>
+        <w:jc w:val="center"/>
+      </w:pPr>
+      <w:r>
+        <w:drawing>
+          <wp:inline xmlns:a="http://schemas.openxmlformats.org/drawingml/2006/main" xmlns:pic="http://schemas.openxmlformats.org/drawingml/2006/picture">
+            <wp:extent cx="5760720" cy="4411568"/>
+            <wp:docPr id="9" name="Picture 9"/>
+            <wp:cNvGraphicFramePr>
+              <a:graphicFrameLocks noChangeAspect="1"/>
+            </wp:cNvGraphicFramePr>
+            <a:graphic>
+              <a:graphicData uri="http://schemas.openxmlformats.org/drawingml/2006/picture">
+                <pic:pic>
+                  <pic:nvPicPr>
+                    <pic:cNvPr id="0" name="recent_category_distribution.png"/>
+                    <pic:cNvPicPr/>
+                  </pic:nvPicPr>
+                  <pic:blipFill>
+                    <a:blip r:embed="rId18"/>
+                    <a:stretch>
+                      <a:fillRect/>
+                    </a:stretch>
+                  </pic:blipFill>
+                  <pic:spPr>
+                    <a:xfrm>
+                      <a:off x="0" y="0"/>
+                      <a:ext cx="5760720" cy="4411568"/>
+                    </a:xfrm>
+                    <a:prstGeom prst="rect"/>
+                  </pic:spPr>
+                </pic:pic>
+              </a:graphicData>
+            </a:graphic>
+          </wp:inline>
+        </w:drawing>
+      </w:r>
+    </w:p>
+    <w:p>
+      <w:pPr>
+        <w:spacing w:after="240"/>
+        <w:jc w:val="center"/>
+      </w:pPr>
+      <w:r>
+        <w:rPr>
+          <w:i/>
+          <w:color w:val="52514E"/>
+          <w:sz w:val="18"/>
+        </w:rPr>
+        <w:t>Figure 9. Recent job category distribution (posted within 30 days).</w:t>
+      </w:r>
+    </w:p>
+    <w:p>
+      <w:pPr>
+        <w:spacing w:after="160"/>
+      </w:pPr>
+      <w:r>
+        <w:t>Excluding the Other catch-all, Supply Chain (9.0% — driven by delivery-driver and warehouse/despatch roles), Software Engineering (6.6%), and Customer Support (6.3%) are the three largest identifiable categories among recent postings, followed by Healthcare (4.2%) and Sales (3.4%). The Other bucket is dominated by retail, hospitality, and food-service titles ("Barista," "Tesco Colleague," "Kitchen Porter," "Assistant Manager") that fall outside the given taxonomy — a data-composition finding, not a classification gap.</w:t>
+      </w:r>
+    </w:p>
+    <w:p>
+      <w:pPr>
+        <w:spacing w:before="200" w:after="120"/>
+      </w:pPr>
+      <w:r>
+        <w:rPr>
+          <w:b/>
+          <w:color w:val="0B0B0B"/>
+          <w:sz w:val="26"/>
+        </w:rPr>
+        <w:t>2. Recent Jobs by Region</w:t>
+      </w:r>
+    </w:p>
+    <w:tbl>
+      <w:tblPr>
+        <w:tblStyle w:val="TableGrid"/>
+        <w:tblW w:type="auto" w:w="0"/>
+        <w:jc w:val="center"/>
+        <w:tblLayout w:type="autofit"/>
+        <w:tblLook w:firstColumn="1" w:firstRow="1" w:lastColumn="0" w:lastRow="0" w:noHBand="0" w:noVBand="1" w:val="04A0"/>
+      </w:tblPr>
+      <w:tblGrid>
+        <w:gridCol w:w="3249"/>
+        <w:gridCol w:w="3249"/>
+        <w:gridCol w:w="3249"/>
+      </w:tblGrid>
+      <w:tr>
+        <w:tc>
+          <w:tcPr>
+            <w:tcW w:type="dxa" w:w="3249"/>
+            <w:shd w:val="clear" w:color="auto" w:fill="2A78D6"/>
+          </w:tcPr>
+          <w:p>
+            <w:r/>
+            <w:r>
+              <w:rPr>
+                <w:b/>
+                <w:color w:val="FFFFFF"/>
+                <w:sz w:val="19"/>
+              </w:rPr>
+              <w:t>Region</w:t>
+            </w:r>
+          </w:p>
+        </w:tc>
+        <w:tc>
+          <w:tcPr>
+            <w:tcW w:type="dxa" w:w="3249"/>
+            <w:shd w:val="clear" w:color="auto" w:fill="2A78D6"/>
+          </w:tcPr>
+          <w:p>
+            <w:r/>
+            <w:r>
+              <w:rPr>
+                <w:b/>
+                <w:color w:val="FFFFFF"/>
+                <w:sz w:val="19"/>
+              </w:rPr>
+              <w:t>Recent Jobs</w:t>
+            </w:r>
+          </w:p>
+        </w:tc>
+        <w:tc>
+          <w:tcPr>
+            <w:tcW w:type="dxa" w:w="3249"/>
+            <w:shd w:val="clear" w:color="auto" w:fill="2A78D6"/>
+          </w:tcPr>
+          <w:p>
+            <w:r/>
+            <w:r>
+              <w:rPr>
+                <w:b/>
+                <w:color w:val="FFFFFF"/>
+                <w:sz w:val="19"/>
+              </w:rPr>
+              <w:t>% of recent</w:t>
+            </w:r>
+          </w:p>
+        </w:tc>
+      </w:tr>
+      <w:tr>
+        <w:tc>
+          <w:tcPr>
+            <w:tcW w:type="dxa" w:w="3249"/>
+          </w:tcPr>
+          <w:p>
+            <w:r/>
+            <w:r>
+              <w:rPr>
+                <w:color w:val="0B0B0B"/>
+                <w:sz w:val="19"/>
+              </w:rPr>
+              <w:t>United States</w:t>
+            </w:r>
+          </w:p>
+        </w:tc>
+        <w:tc>
+          <w:tcPr>
+            <w:tcW w:type="dxa" w:w="3249"/>
+          </w:tcPr>
+          <w:p>
+            <w:r/>
+            <w:r>
+              <w:rPr>
+                <w:color w:val="0B0B0B"/>
+                <w:sz w:val="19"/>
+              </w:rPr>
+              <w:t>39,124</w:t>
+            </w:r>
+          </w:p>
+        </w:tc>
+        <w:tc>
+          <w:tcPr>
+            <w:tcW w:type="dxa" w:w="3249"/>
+          </w:tcPr>
+          <w:p>
+            <w:r/>
+            <w:r>
+              <w:rPr>
+                <w:color w:val="0B0B0B"/>
+                <w:sz w:val="19"/>
+              </w:rPr>
+              <w:t>46.5%</w:t>
+            </w:r>
+          </w:p>
+        </w:tc>
+      </w:tr>
+      <w:tr>
+        <w:tc>
+          <w:tcPr>
+            <w:tcW w:type="dxa" w:w="3249"/>
+            <w:shd w:val="clear" w:color="auto" w:fill="F2F6FC"/>
+          </w:tcPr>
+          <w:p>
+            <w:r/>
+            <w:r>
+              <w:rPr>
+                <w:color w:val="0B0B0B"/>
+                <w:sz w:val="19"/>
+              </w:rPr>
+              <w:t>Europe</w:t>
+            </w:r>
+          </w:p>
+        </w:tc>
+        <w:tc>
+          <w:tcPr>
+            <w:tcW w:type="dxa" w:w="3249"/>
+            <w:shd w:val="clear" w:color="auto" w:fill="F2F6FC"/>
+          </w:tcPr>
+          <w:p>
+            <w:r/>
+            <w:r>
+              <w:rPr>
+                <w:color w:val="0B0B0B"/>
+                <w:sz w:val="19"/>
+              </w:rPr>
+              <w:t>15,721</w:t>
+            </w:r>
+          </w:p>
+        </w:tc>
+        <w:tc>
+          <w:tcPr>
+            <w:tcW w:type="dxa" w:w="3249"/>
+            <w:shd w:val="clear" w:color="auto" w:fill="F2F6FC"/>
+          </w:tcPr>
+          <w:p>
+            <w:r/>
+            <w:r>
+              <w:rPr>
+                <w:color w:val="0B0B0B"/>
+                <w:sz w:val="19"/>
+              </w:rPr>
+              <w:t>18.7%</w:t>
+            </w:r>
+          </w:p>
+        </w:tc>
+      </w:tr>
+      <w:tr>
+        <w:tc>
+          <w:tcPr>
+            <w:tcW w:type="dxa" w:w="3249"/>
+          </w:tcPr>
+          <w:p>
+            <w:r/>
+            <w:r>
+              <w:rPr>
+                <w:color w:val="0B0B0B"/>
+                <w:sz w:val="19"/>
+              </w:rPr>
+              <w:t>Other</w:t>
+            </w:r>
+          </w:p>
+        </w:tc>
+        <w:tc>
+          <w:tcPr>
+            <w:tcW w:type="dxa" w:w="3249"/>
+          </w:tcPr>
+          <w:p>
+            <w:r/>
+            <w:r>
+              <w:rPr>
+                <w:color w:val="0B0B0B"/>
+                <w:sz w:val="19"/>
+              </w:rPr>
+              <w:t>14,372</w:t>
+            </w:r>
+          </w:p>
+        </w:tc>
+        <w:tc>
+          <w:tcPr>
+            <w:tcW w:type="dxa" w:w="3249"/>
+          </w:tcPr>
+          <w:p>
+            <w:r/>
+            <w:r>
+              <w:rPr>
+                <w:color w:val="0B0B0B"/>
+                <w:sz w:val="19"/>
+              </w:rPr>
+              <w:t>17.1%</w:t>
+            </w:r>
+          </w:p>
+        </w:tc>
+      </w:tr>
+      <w:tr>
+        <w:tc>
+          <w:tcPr>
+            <w:tcW w:type="dxa" w:w="3249"/>
+            <w:shd w:val="clear" w:color="auto" w:fill="F2F6FC"/>
+          </w:tcPr>
+          <w:p>
+            <w:r/>
+            <w:r>
+              <w:rPr>
+                <w:color w:val="0B0B0B"/>
+                <w:sz w:val="19"/>
+              </w:rPr>
+              <w:t>United Kingdom</w:t>
+            </w:r>
+          </w:p>
+        </w:tc>
+        <w:tc>
+          <w:tcPr>
+            <w:tcW w:type="dxa" w:w="3249"/>
+            <w:shd w:val="clear" w:color="auto" w:fill="F2F6FC"/>
+          </w:tcPr>
+          <w:p>
+            <w:r/>
+            <w:r>
+              <w:rPr>
+                <w:color w:val="0B0B0B"/>
+                <w:sz w:val="19"/>
+              </w:rPr>
+              <w:t>6,925</w:t>
+            </w:r>
+          </w:p>
+        </w:tc>
+        <w:tc>
+          <w:tcPr>
+            <w:tcW w:type="dxa" w:w="3249"/>
+            <w:shd w:val="clear" w:color="auto" w:fill="F2F6FC"/>
+          </w:tcPr>
+          <w:p>
+            <w:r/>
+            <w:r>
+              <w:rPr>
+                <w:color w:val="0B0B0B"/>
+                <w:sz w:val="19"/>
+              </w:rPr>
+              <w:t>8.2%</w:t>
+            </w:r>
+          </w:p>
+        </w:tc>
+      </w:tr>
+      <w:tr>
+        <w:tc>
+          <w:tcPr>
+            <w:tcW w:type="dxa" w:w="3249"/>
+          </w:tcPr>
+          <w:p>
+            <w:r/>
+            <w:r>
+              <w:rPr>
+                <w:color w:val="0B0B0B"/>
+                <w:sz w:val="19"/>
+              </w:rPr>
+              <w:t>LATAM</w:t>
+            </w:r>
+          </w:p>
+        </w:tc>
+        <w:tc>
+          <w:tcPr>
+            <w:tcW w:type="dxa" w:w="3249"/>
+          </w:tcPr>
+          <w:p>
+            <w:r/>
+            <w:r>
+              <w:rPr>
+                <w:color w:val="0B0B0B"/>
+                <w:sz w:val="19"/>
+              </w:rPr>
+              <w:t>2,886</w:t>
+            </w:r>
+          </w:p>
+        </w:tc>
+        <w:tc>
+          <w:tcPr>
+            <w:tcW w:type="dxa" w:w="3249"/>
+          </w:tcPr>
+          <w:p>
+            <w:r/>
+            <w:r>
+              <w:rPr>
+                <w:color w:val="0B0B0B"/>
+                <w:sz w:val="19"/>
+              </w:rPr>
+              <w:t>3.4%</w:t>
+            </w:r>
+          </w:p>
+        </w:tc>
+      </w:tr>
+      <w:tr>
+        <w:tc>
+          <w:tcPr>
+            <w:tcW w:type="dxa" w:w="3249"/>
+            <w:shd w:val="clear" w:color="auto" w:fill="F2F6FC"/>
+          </w:tcPr>
+          <w:p>
+            <w:r/>
+            <w:r>
+              <w:rPr>
+                <w:color w:val="0B0B0B"/>
+                <w:sz w:val="19"/>
+              </w:rPr>
+              <w:t>Singapore / Southeast Asia</w:t>
+            </w:r>
+          </w:p>
+        </w:tc>
+        <w:tc>
+          <w:tcPr>
+            <w:tcW w:type="dxa" w:w="3249"/>
+            <w:shd w:val="clear" w:color="auto" w:fill="F2F6FC"/>
+          </w:tcPr>
+          <w:p>
+            <w:r/>
+            <w:r>
+              <w:rPr>
+                <w:color w:val="0B0B0B"/>
+                <w:sz w:val="19"/>
+              </w:rPr>
+              <w:t>1,744</w:t>
+            </w:r>
+          </w:p>
+        </w:tc>
+        <w:tc>
+          <w:tcPr>
+            <w:tcW w:type="dxa" w:w="3249"/>
+            <w:shd w:val="clear" w:color="auto" w:fill="F2F6FC"/>
+          </w:tcPr>
+          <w:p>
+            <w:r/>
+            <w:r>
+              <w:rPr>
+                <w:color w:val="0B0B0B"/>
+                <w:sz w:val="19"/>
+              </w:rPr>
+              <w:t>2.1%</w:t>
+            </w:r>
+          </w:p>
+        </w:tc>
+      </w:tr>
+      <w:tr>
+        <w:tc>
+          <w:tcPr>
+            <w:tcW w:type="dxa" w:w="3249"/>
+          </w:tcPr>
+          <w:p>
+            <w:r/>
+            <w:r>
+              <w:rPr>
+                <w:color w:val="0B0B0B"/>
+                <w:sz w:val="19"/>
+              </w:rPr>
+              <w:t>India</w:t>
+            </w:r>
+          </w:p>
+        </w:tc>
+        <w:tc>
+          <w:tcPr>
+            <w:tcW w:type="dxa" w:w="3249"/>
+          </w:tcPr>
+          <w:p>
+            <w:r/>
+            <w:r>
+              <w:rPr>
+                <w:color w:val="0B0B0B"/>
+                <w:sz w:val="19"/>
+              </w:rPr>
+              <w:t>1,656</w:t>
+            </w:r>
+          </w:p>
+        </w:tc>
+        <w:tc>
+          <w:tcPr>
+            <w:tcW w:type="dxa" w:w="3249"/>
+          </w:tcPr>
+          <w:p>
+            <w:r/>
+            <w:r>
+              <w:rPr>
+                <w:color w:val="0B0B0B"/>
+                <w:sz w:val="19"/>
+              </w:rPr>
+              <w:t>2.0%</w:t>
+            </w:r>
+          </w:p>
+        </w:tc>
+      </w:tr>
+      <w:tr>
+        <w:tc>
+          <w:tcPr>
+            <w:tcW w:type="dxa" w:w="3249"/>
+            <w:shd w:val="clear" w:color="auto" w:fill="F2F6FC"/>
+          </w:tcPr>
+          <w:p>
+            <w:r/>
+            <w:r>
+              <w:rPr>
+                <w:color w:val="0B0B0B"/>
+                <w:sz w:val="19"/>
+              </w:rPr>
+              <w:t>Canada</w:t>
+            </w:r>
+          </w:p>
+        </w:tc>
+        <w:tc>
+          <w:tcPr>
+            <w:tcW w:type="dxa" w:w="3249"/>
+            <w:shd w:val="clear" w:color="auto" w:fill="F2F6FC"/>
+          </w:tcPr>
+          <w:p>
+            <w:r/>
+            <w:r>
+              <w:rPr>
+                <w:color w:val="0B0B0B"/>
+                <w:sz w:val="19"/>
+              </w:rPr>
+              <w:t>1,649</w:t>
+            </w:r>
+          </w:p>
+        </w:tc>
+        <w:tc>
+          <w:tcPr>
+            <w:tcW w:type="dxa" w:w="3249"/>
+            <w:shd w:val="clear" w:color="auto" w:fill="F2F6FC"/>
+          </w:tcPr>
+          <w:p>
+            <w:r/>
+            <w:r>
+              <w:rPr>
+                <w:color w:val="0B0B0B"/>
+                <w:sz w:val="19"/>
+              </w:rPr>
+              <w:t>2.0%</w:t>
+            </w:r>
+          </w:p>
+        </w:tc>
+      </w:tr>
+    </w:tbl>
+    <w:p>
+      <w:pPr>
+        <w:spacing w:after="80"/>
+      </w:pPr>
+    </w:p>
+    <w:p>
+      <w:pPr>
+        <w:jc w:val="center"/>
+      </w:pPr>
+      <w:r>
+        <w:drawing>
+          <wp:inline xmlns:a="http://schemas.openxmlformats.org/drawingml/2006/main" xmlns:pic="http://schemas.openxmlformats.org/drawingml/2006/picture">
+            <wp:extent cx="5760720" cy="4420935"/>
+            <wp:docPr id="10" name="Picture 10"/>
+            <wp:cNvGraphicFramePr>
+              <a:graphicFrameLocks noChangeAspect="1"/>
+            </wp:cNvGraphicFramePr>
+            <a:graphic>
+              <a:graphicData uri="http://schemas.openxmlformats.org/drawingml/2006/picture">
+                <pic:pic>
+                  <pic:nvPicPr>
+                    <pic:cNvPr id="0" name="recent_region_distribution.png"/>
+                    <pic:cNvPicPr/>
+                  </pic:nvPicPr>
+                  <pic:blipFill>
+                    <a:blip r:embed="rId19"/>
+                    <a:stretch>
+                      <a:fillRect/>
+                    </a:stretch>
+                  </pic:blipFill>
+                  <pic:spPr>
+                    <a:xfrm>
+                      <a:off x="0" y="0"/>
+                      <a:ext cx="5760720" cy="4420935"/>
+                    </a:xfrm>
+                    <a:prstGeom prst="rect"/>
+                  </pic:spPr>
+                </pic:pic>
+              </a:graphicData>
+            </a:graphic>
+          </wp:inline>
+        </w:drawing>
+      </w:r>
+    </w:p>
+    <w:p>
+      <w:pPr>
+        <w:spacing w:after="240"/>
+        <w:jc w:val="center"/>
+      </w:pPr>
+      <w:r>
+        <w:rPr>
+          <w:i/>
+          <w:color w:val="52514E"/>
+          <w:sz w:val="18"/>
+        </w:rPr>
+        <w:t>Figure 10. Recent jobs by region (posted within 30 days).</w:t>
+      </w:r>
+    </w:p>
+    <w:p>
+      <w:pPr>
+        <w:spacing w:after="160"/>
+      </w:pPr>
+      <w:r>
+        <w:t>The United States dominates recent postings (46.5%), followed by Europe (18.7%, still Germany-heavy via Bundesagentur) and the UK (8.2%, almost entirely Reed, which is 96.2% fresh). Canada, India, and Singapore/Southeast Asia each sit at only ~2% of recent volume — these regions are thin in both total volume and freshness, reinforcing the coverage gaps identified in Section 6 and in research/api_analysis.md.</w:t>
+      </w:r>
+    </w:p>
+    <w:p>
+      <w:pPr>
+        <w:spacing w:before="200" w:after="120"/>
+      </w:pPr>
+      <w:r>
+        <w:rPr>
+          <w:b/>
+          <w:color w:val="0B0B0B"/>
+          <w:sz w:val="26"/>
+        </w:rPr>
+        <w:t>3. Recent Jobs by Provider</w:t>
+      </w:r>
+    </w:p>
+    <w:tbl>
+      <w:tblPr>
+        <w:tblStyle w:val="TableGrid"/>
+        <w:tblW w:type="auto" w:w="0"/>
+        <w:jc w:val="center"/>
+        <w:tblLayout w:type="autofit"/>
+        <w:tblLook w:firstColumn="1" w:firstRow="1" w:lastColumn="0" w:lastRow="0" w:noHBand="0" w:noVBand="1" w:val="04A0"/>
+      </w:tblPr>
+      <w:tblGrid>
+        <w:gridCol w:w="2436"/>
+        <w:gridCol w:w="2436"/>
+        <w:gridCol w:w="2436"/>
+        <w:gridCol w:w="2436"/>
+      </w:tblGrid>
+      <w:tr>
+        <w:tc>
+          <w:tcPr>
+            <w:tcW w:type="dxa" w:w="2436"/>
+            <w:shd w:val="clear" w:color="auto" w:fill="2A78D6"/>
+          </w:tcPr>
+          <w:p>
+            <w:r/>
+            <w:r>
+              <w:rPr>
+                <w:b/>
+                <w:color w:val="FFFFFF"/>
+                <w:sz w:val="19"/>
+              </w:rPr>
+              <w:t>Provider</w:t>
+            </w:r>
+          </w:p>
+        </w:tc>
+        <w:tc>
+          <w:tcPr>
+            <w:tcW w:type="dxa" w:w="2436"/>
+            <w:shd w:val="clear" w:color="auto" w:fill="2A78D6"/>
+          </w:tcPr>
+          <w:p>
+            <w:r/>
+            <w:r>
+              <w:rPr>
+                <w:b/>
+                <w:color w:val="FFFFFF"/>
+                <w:sz w:val="19"/>
+              </w:rPr>
+              <w:t>Recent Jobs</w:t>
+            </w:r>
+          </w:p>
+        </w:tc>
+        <w:tc>
+          <w:tcPr>
+            <w:tcW w:type="dxa" w:w="2436"/>
+            <w:shd w:val="clear" w:color="auto" w:fill="2A78D6"/>
+          </w:tcPr>
+          <w:p>
+            <w:r/>
+            <w:r>
+              <w:rPr>
+                <w:b/>
+                <w:color w:val="FFFFFF"/>
+                <w:sz w:val="19"/>
+              </w:rPr>
+              <w:t>% of recent</w:t>
+            </w:r>
+          </w:p>
+        </w:tc>
+        <w:tc>
+          <w:tcPr>
+            <w:tcW w:type="dxa" w:w="2436"/>
+            <w:shd w:val="clear" w:color="auto" w:fill="2A78D6"/>
+          </w:tcPr>
+          <w:p>
+            <w:r/>
+            <w:r>
+              <w:rPr>
+                <w:b/>
+                <w:color w:val="FFFFFF"/>
+                <w:sz w:val="19"/>
+              </w:rPr>
+              <w:t>Freshness rate (of provider's own total)</w:t>
+            </w:r>
+          </w:p>
+        </w:tc>
+      </w:tr>
+      <w:tr>
+        <w:tc>
+          <w:tcPr>
+            <w:tcW w:type="dxa" w:w="2436"/>
+          </w:tcPr>
+          <w:p>
+            <w:r/>
+            <w:r>
+              <w:rPr>
+                <w:color w:val="0B0B0B"/>
+                <w:sz w:val="19"/>
+              </w:rPr>
+              <w:t>SmartRecruiters</w:t>
+            </w:r>
+          </w:p>
+        </w:tc>
+        <w:tc>
+          <w:tcPr>
+            <w:tcW w:type="dxa" w:w="2436"/>
+          </w:tcPr>
+          <w:p>
+            <w:r/>
+            <w:r>
+              <w:rPr>
+                <w:color w:val="0B0B0B"/>
+                <w:sz w:val="19"/>
+              </w:rPr>
+              <w:t>36,479</w:t>
+            </w:r>
+          </w:p>
+        </w:tc>
+        <w:tc>
+          <w:tcPr>
+            <w:tcW w:type="dxa" w:w="2436"/>
+          </w:tcPr>
+          <w:p>
+            <w:r/>
+            <w:r>
+              <w:rPr>
+                <w:color w:val="0B0B0B"/>
+                <w:sz w:val="19"/>
+              </w:rPr>
+              <w:t>43.4%</w:t>
+            </w:r>
+          </w:p>
+        </w:tc>
+        <w:tc>
+          <w:tcPr>
+            <w:tcW w:type="dxa" w:w="2436"/>
+          </w:tcPr>
+          <w:p>
+            <w:r/>
+            <w:r>
+              <w:rPr>
+                <w:color w:val="0B0B0B"/>
+                <w:sz w:val="19"/>
+              </w:rPr>
+              <w:t>56.0%</w:t>
+            </w:r>
+          </w:p>
+        </w:tc>
+      </w:tr>
+      <w:tr>
+        <w:tc>
+          <w:tcPr>
+            <w:tcW w:type="dxa" w:w="2436"/>
+            <w:shd w:val="clear" w:color="auto" w:fill="F2F6FC"/>
+          </w:tcPr>
+          <w:p>
+            <w:r/>
+            <w:r>
+              <w:rPr>
+                <w:color w:val="0B0B0B"/>
+                <w:sz w:val="19"/>
+              </w:rPr>
+              <w:t>Reed</w:t>
+            </w:r>
+          </w:p>
+        </w:tc>
+        <w:tc>
+          <w:tcPr>
+            <w:tcW w:type="dxa" w:w="2436"/>
+            <w:shd w:val="clear" w:color="auto" w:fill="F2F6FC"/>
+          </w:tcPr>
+          <w:p>
+            <w:r/>
+            <w:r>
+              <w:rPr>
+                <w:color w:val="0B0B0B"/>
+                <w:sz w:val="19"/>
+              </w:rPr>
+              <w:t>8,658</w:t>
+            </w:r>
+          </w:p>
+        </w:tc>
+        <w:tc>
+          <w:tcPr>
+            <w:tcW w:type="dxa" w:w="2436"/>
+            <w:shd w:val="clear" w:color="auto" w:fill="F2F6FC"/>
+          </w:tcPr>
+          <w:p>
+            <w:r/>
+            <w:r>
+              <w:rPr>
+                <w:color w:val="0B0B0B"/>
+                <w:sz w:val="19"/>
+              </w:rPr>
+              <w:t>10.3%</w:t>
+            </w:r>
+          </w:p>
+        </w:tc>
+        <w:tc>
+          <w:tcPr>
+            <w:tcW w:type="dxa" w:w="2436"/>
+            <w:shd w:val="clear" w:color="auto" w:fill="F2F6FC"/>
+          </w:tcPr>
+          <w:p>
+            <w:r/>
+            <w:r>
+              <w:rPr>
+                <w:color w:val="0B0B0B"/>
+                <w:sz w:val="19"/>
+              </w:rPr>
+              <w:t>96.2%</w:t>
+            </w:r>
+          </w:p>
+        </w:tc>
+      </w:tr>
+      <w:tr>
+        <w:tc>
+          <w:tcPr>
+            <w:tcW w:type="dxa" w:w="2436"/>
+          </w:tcPr>
+          <w:p>
+            <w:r/>
+            <w:r>
+              <w:rPr>
+                <w:color w:val="0B0B0B"/>
+                <w:sz w:val="19"/>
+              </w:rPr>
+              <w:t>Bundesagentur</w:t>
+            </w:r>
+          </w:p>
+        </w:tc>
+        <w:tc>
+          <w:tcPr>
+            <w:tcW w:type="dxa" w:w="2436"/>
+          </w:tcPr>
+          <w:p>
+            <w:r/>
+            <w:r>
+              <w:rPr>
+                <w:color w:val="0B0B0B"/>
+                <w:sz w:val="19"/>
+              </w:rPr>
+              <w:t>7,800</w:t>
+            </w:r>
+          </w:p>
+        </w:tc>
+        <w:tc>
+          <w:tcPr>
+            <w:tcW w:type="dxa" w:w="2436"/>
+          </w:tcPr>
+          <w:p>
+            <w:r/>
+            <w:r>
+              <w:rPr>
+                <w:color w:val="0B0B0B"/>
+                <w:sz w:val="19"/>
+              </w:rPr>
+              <w:t>9.3%</w:t>
+            </w:r>
+          </w:p>
+        </w:tc>
+        <w:tc>
+          <w:tcPr>
+            <w:tcW w:type="dxa" w:w="2436"/>
+          </w:tcPr>
+          <w:p>
+            <w:r/>
+            <w:r>
+              <w:rPr>
+                <w:color w:val="0B0B0B"/>
+                <w:sz w:val="19"/>
+              </w:rPr>
+              <w:t>100.0%</w:t>
+            </w:r>
+          </w:p>
+        </w:tc>
+      </w:tr>
+      <w:tr>
+        <w:tc>
+          <w:tcPr>
+            <w:tcW w:type="dxa" w:w="2436"/>
+            <w:shd w:val="clear" w:color="auto" w:fill="F2F6FC"/>
+          </w:tcPr>
+          <w:p>
+            <w:r/>
+            <w:r>
+              <w:rPr>
+                <w:color w:val="0B0B0B"/>
+                <w:sz w:val="19"/>
+              </w:rPr>
+              <w:t>USAJOBS</w:t>
+            </w:r>
+          </w:p>
+        </w:tc>
+        <w:tc>
+          <w:tcPr>
+            <w:tcW w:type="dxa" w:w="2436"/>
+            <w:shd w:val="clear" w:color="auto" w:fill="F2F6FC"/>
+          </w:tcPr>
+          <w:p>
+            <w:r/>
+            <w:r>
+              <w:rPr>
+                <w:color w:val="0B0B0B"/>
+                <w:sz w:val="19"/>
+              </w:rPr>
+              <w:t>6,138</w:t>
+            </w:r>
+          </w:p>
+        </w:tc>
+        <w:tc>
+          <w:tcPr>
+            <w:tcW w:type="dxa" w:w="2436"/>
+            <w:shd w:val="clear" w:color="auto" w:fill="F2F6FC"/>
+          </w:tcPr>
+          <w:p>
+            <w:r/>
+            <w:r>
+              <w:rPr>
+                <w:color w:val="0B0B0B"/>
+                <w:sz w:val="19"/>
+              </w:rPr>
+              <w:t>7.3%</w:t>
+            </w:r>
+          </w:p>
+        </w:tc>
+        <w:tc>
+          <w:tcPr>
+            <w:tcW w:type="dxa" w:w="2436"/>
+            <w:shd w:val="clear" w:color="auto" w:fill="F2F6FC"/>
+          </w:tcPr>
+          <w:p>
+            <w:r/>
+            <w:r>
+              <w:rPr>
+                <w:color w:val="0B0B0B"/>
+                <w:sz w:val="19"/>
+              </w:rPr>
+              <w:t>61.4%</w:t>
+            </w:r>
+          </w:p>
+        </w:tc>
+      </w:tr>
+      <w:tr>
+        <w:tc>
+          <w:tcPr>
+            <w:tcW w:type="dxa" w:w="2436"/>
+          </w:tcPr>
+          <w:p>
+            <w:r/>
+            <w:r>
+              <w:rPr>
+                <w:color w:val="0B0B0B"/>
+                <w:sz w:val="19"/>
+              </w:rPr>
+              <w:t>Other (SerpApi, OpenWeb Ninja, CareerJet, TheirStack, misc.)</w:t>
+            </w:r>
+          </w:p>
+        </w:tc>
+        <w:tc>
+          <w:tcPr>
+            <w:tcW w:type="dxa" w:w="2436"/>
+          </w:tcPr>
+          <w:p>
+            <w:r/>
+            <w:r>
+              <w:rPr>
+                <w:color w:val="0B0B0B"/>
+                <w:sz w:val="19"/>
+              </w:rPr>
+              <w:t>5,091</w:t>
+            </w:r>
+          </w:p>
+        </w:tc>
+        <w:tc>
+          <w:tcPr>
+            <w:tcW w:type="dxa" w:w="2436"/>
+          </w:tcPr>
+          <w:p>
+            <w:r/>
+            <w:r>
+              <w:rPr>
+                <w:color w:val="0B0B0B"/>
+                <w:sz w:val="19"/>
+              </w:rPr>
+              <w:t>6.1%</w:t>
+            </w:r>
+          </w:p>
+        </w:tc>
+        <w:tc>
+          <w:tcPr>
+            <w:tcW w:type="dxa" w:w="2436"/>
+          </w:tcPr>
+          <w:p>
+            <w:r/>
+            <w:r>
+              <w:rPr>
+                <w:color w:val="0B0B0B"/>
+                <w:sz w:val="19"/>
+              </w:rPr>
+              <w:t>50.4%</w:t>
+            </w:r>
+          </w:p>
+        </w:tc>
+      </w:tr>
+      <w:tr>
+        <w:tc>
+          <w:tcPr>
+            <w:tcW w:type="dxa" w:w="2436"/>
+            <w:shd w:val="clear" w:color="auto" w:fill="F2F6FC"/>
+          </w:tcPr>
+          <w:p>
+            <w:r/>
+            <w:r>
+              <w:rPr>
+                <w:color w:val="0B0B0B"/>
+                <w:sz w:val="19"/>
+              </w:rPr>
+              <w:t>Greenhouse</w:t>
+            </w:r>
+          </w:p>
+        </w:tc>
+        <w:tc>
+          <w:tcPr>
+            <w:tcW w:type="dxa" w:w="2436"/>
+            <w:shd w:val="clear" w:color="auto" w:fill="F2F6FC"/>
+          </w:tcPr>
+          <w:p>
+            <w:r/>
+            <w:r>
+              <w:rPr>
+                <w:color w:val="0B0B0B"/>
+                <w:sz w:val="19"/>
+              </w:rPr>
+              <w:t>5,013</w:t>
+            </w:r>
+          </w:p>
+        </w:tc>
+        <w:tc>
+          <w:tcPr>
+            <w:tcW w:type="dxa" w:w="2436"/>
+            <w:shd w:val="clear" w:color="auto" w:fill="F2F6FC"/>
+          </w:tcPr>
+          <w:p>
+            <w:r/>
+            <w:r>
+              <w:rPr>
+                <w:color w:val="0B0B0B"/>
+                <w:sz w:val="19"/>
+              </w:rPr>
+              <w:t>6.0%</w:t>
+            </w:r>
+          </w:p>
+        </w:tc>
+        <w:tc>
+          <w:tcPr>
+            <w:tcW w:type="dxa" w:w="2436"/>
+            <w:shd w:val="clear" w:color="auto" w:fill="F2F6FC"/>
+          </w:tcPr>
+          <w:p>
+            <w:r/>
+            <w:r>
+              <w:rPr>
+                <w:color w:val="0B0B0B"/>
+                <w:sz w:val="19"/>
+              </w:rPr>
+              <w:t>33.6%</w:t>
+            </w:r>
+          </w:p>
+        </w:tc>
+      </w:tr>
+      <w:tr>
+        <w:tc>
+          <w:tcPr>
+            <w:tcW w:type="dxa" w:w="2436"/>
+          </w:tcPr>
+          <w:p>
+            <w:r/>
+            <w:r>
+              <w:rPr>
+                <w:color w:val="0B0B0B"/>
+                <w:sz w:val="19"/>
+              </w:rPr>
+              <w:t>Jooble</w:t>
+            </w:r>
+          </w:p>
+        </w:tc>
+        <w:tc>
+          <w:tcPr>
+            <w:tcW w:type="dxa" w:w="2436"/>
+          </w:tcPr>
+          <w:p>
+            <w:r/>
+            <w:r>
+              <w:rPr>
+                <w:color w:val="0B0B0B"/>
+                <w:sz w:val="19"/>
+              </w:rPr>
+              <w:t>2,973</w:t>
+            </w:r>
+          </w:p>
+        </w:tc>
+        <w:tc>
+          <w:tcPr>
+            <w:tcW w:type="dxa" w:w="2436"/>
+          </w:tcPr>
+          <w:p>
+            <w:r/>
+            <w:r>
+              <w:rPr>
+                <w:color w:val="0B0B0B"/>
+                <w:sz w:val="19"/>
+              </w:rPr>
+              <w:t>3.5%</w:t>
+            </w:r>
+          </w:p>
+        </w:tc>
+        <w:tc>
+          <w:tcPr>
+            <w:tcW w:type="dxa" w:w="2436"/>
+          </w:tcPr>
+          <w:p>
+            <w:r/>
+            <w:r>
+              <w:rPr>
+                <w:color w:val="0B0B0B"/>
+                <w:sz w:val="19"/>
+              </w:rPr>
+              <w:t>95.1%</w:t>
+            </w:r>
+          </w:p>
+        </w:tc>
+      </w:tr>
+      <w:tr>
+        <w:tc>
+          <w:tcPr>
+            <w:tcW w:type="dxa" w:w="2436"/>
+            <w:shd w:val="clear" w:color="auto" w:fill="F2F6FC"/>
+          </w:tcPr>
+          <w:p>
+            <w:r/>
+            <w:r>
+              <w:rPr>
+                <w:color w:val="0B0B0B"/>
+                <w:sz w:val="19"/>
+              </w:rPr>
+              <w:t>Himalayas</w:t>
+            </w:r>
+          </w:p>
+        </w:tc>
+        <w:tc>
+          <w:tcPr>
+            <w:tcW w:type="dxa" w:w="2436"/>
+            <w:shd w:val="clear" w:color="auto" w:fill="F2F6FC"/>
+          </w:tcPr>
+          <w:p>
+            <w:r/>
+            <w:r>
+              <w:rPr>
+                <w:color w:val="0B0B0B"/>
+                <w:sz w:val="19"/>
+              </w:rPr>
+              <w:t>2,964</w:t>
+            </w:r>
+          </w:p>
+        </w:tc>
+        <w:tc>
+          <w:tcPr>
+            <w:tcW w:type="dxa" w:w="2436"/>
+            <w:shd w:val="clear" w:color="auto" w:fill="F2F6FC"/>
+          </w:tcPr>
+          <w:p>
+            <w:r/>
+            <w:r>
+              <w:rPr>
+                <w:color w:val="0B0B0B"/>
+                <w:sz w:val="19"/>
+              </w:rPr>
+              <w:t>3.5%</w:t>
+            </w:r>
+          </w:p>
+        </w:tc>
+        <w:tc>
+          <w:tcPr>
+            <w:tcW w:type="dxa" w:w="2436"/>
+            <w:shd w:val="clear" w:color="auto" w:fill="F2F6FC"/>
+          </w:tcPr>
+          <w:p>
+            <w:r/>
+            <w:r>
+              <w:rPr>
+                <w:color w:val="0B0B0B"/>
+                <w:sz w:val="19"/>
+              </w:rPr>
+              <w:t>100.0%</w:t>
+            </w:r>
+          </w:p>
+        </w:tc>
+      </w:tr>
+      <w:tr>
+        <w:tc>
+          <w:tcPr>
+            <w:tcW w:type="dxa" w:w="2436"/>
+          </w:tcPr>
+          <w:p>
+            <w:r/>
+            <w:r>
+              <w:rPr>
+                <w:color w:val="0B0B0B"/>
+                <w:sz w:val="19"/>
+              </w:rPr>
+              <w:t>Lever</w:t>
+            </w:r>
+          </w:p>
+        </w:tc>
+        <w:tc>
+          <w:tcPr>
+            <w:tcW w:type="dxa" w:w="2436"/>
+          </w:tcPr>
+          <w:p>
+            <w:r/>
+            <w:r>
+              <w:rPr>
+                <w:color w:val="0B0B0B"/>
+                <w:sz w:val="19"/>
+              </w:rPr>
+              <w:t>2,653</w:t>
+            </w:r>
+          </w:p>
+        </w:tc>
+        <w:tc>
+          <w:tcPr>
+            <w:tcW w:type="dxa" w:w="2436"/>
+          </w:tcPr>
+          <w:p>
+            <w:r/>
+            <w:r>
+              <w:rPr>
+                <w:color w:val="0B0B0B"/>
+                <w:sz w:val="19"/>
+              </w:rPr>
+              <w:t>3.2%</w:t>
+            </w:r>
+          </w:p>
+        </w:tc>
+        <w:tc>
+          <w:tcPr>
+            <w:tcW w:type="dxa" w:w="2436"/>
+          </w:tcPr>
+          <w:p>
+            <w:r/>
+            <w:r>
+              <w:rPr>
+                <w:color w:val="0B0B0B"/>
+                <w:sz w:val="19"/>
+              </w:rPr>
+              <w:t>14.9%</w:t>
+            </w:r>
+          </w:p>
+        </w:tc>
+      </w:tr>
+      <w:tr>
+        <w:tc>
+          <w:tcPr>
+            <w:tcW w:type="dxa" w:w="2436"/>
+            <w:shd w:val="clear" w:color="auto" w:fill="F2F6FC"/>
+          </w:tcPr>
+          <w:p>
+            <w:r/>
+            <w:r>
+              <w:rPr>
+                <w:color w:val="0B0B0B"/>
+                <w:sz w:val="19"/>
+              </w:rPr>
+              <w:t>Ashby</w:t>
+            </w:r>
+          </w:p>
+        </w:tc>
+        <w:tc>
+          <w:tcPr>
+            <w:tcW w:type="dxa" w:w="2436"/>
+            <w:shd w:val="clear" w:color="auto" w:fill="F2F6FC"/>
+          </w:tcPr>
+          <w:p>
+            <w:r/>
+            <w:r>
+              <w:rPr>
+                <w:color w:val="0B0B0B"/>
+                <w:sz w:val="19"/>
+              </w:rPr>
+              <w:t>1,688</w:t>
+            </w:r>
+          </w:p>
+        </w:tc>
+        <w:tc>
+          <w:tcPr>
+            <w:tcW w:type="dxa" w:w="2436"/>
+            <w:shd w:val="clear" w:color="auto" w:fill="F2F6FC"/>
+          </w:tcPr>
+          <w:p>
+            <w:r/>
+            <w:r>
+              <w:rPr>
+                <w:color w:val="0B0B0B"/>
+                <w:sz w:val="19"/>
+              </w:rPr>
+              <w:t>2.0%</w:t>
+            </w:r>
+          </w:p>
+        </w:tc>
+        <w:tc>
+          <w:tcPr>
+            <w:tcW w:type="dxa" w:w="2436"/>
+            <w:shd w:val="clear" w:color="auto" w:fill="F2F6FC"/>
+          </w:tcPr>
+          <w:p>
+            <w:r/>
+            <w:r>
+              <w:rPr>
+                <w:color w:val="0B0B0B"/>
+                <w:sz w:val="19"/>
+              </w:rPr>
+              <w:t>32.6%</w:t>
+            </w:r>
+          </w:p>
+        </w:tc>
+      </w:tr>
+      <w:tr>
+        <w:tc>
+          <w:tcPr>
+            <w:tcW w:type="dxa" w:w="2436"/>
+          </w:tcPr>
+          <w:p>
+            <w:r/>
+            <w:r>
+              <w:rPr>
+                <w:color w:val="0B0B0B"/>
+                <w:sz w:val="19"/>
+              </w:rPr>
+              <w:t>Adzuna</w:t>
+            </w:r>
+          </w:p>
+        </w:tc>
+        <w:tc>
+          <w:tcPr>
+            <w:tcW w:type="dxa" w:w="2436"/>
+          </w:tcPr>
+          <w:p>
+            <w:r/>
+            <w:r>
+              <w:rPr>
+                <w:color w:val="0B0B0B"/>
+                <w:sz w:val="19"/>
+              </w:rPr>
+              <w:t>1,467</w:t>
+            </w:r>
+          </w:p>
+        </w:tc>
+        <w:tc>
+          <w:tcPr>
+            <w:tcW w:type="dxa" w:w="2436"/>
+          </w:tcPr>
+          <w:p>
+            <w:r/>
+            <w:r>
+              <w:rPr>
+                <w:color w:val="0B0B0B"/>
+                <w:sz w:val="19"/>
+              </w:rPr>
+              <w:t>1.7%</w:t>
+            </w:r>
+          </w:p>
+        </w:tc>
+        <w:tc>
+          <w:tcPr>
+            <w:tcW w:type="dxa" w:w="2436"/>
+          </w:tcPr>
+          <w:p>
+            <w:r/>
+            <w:r>
+              <w:rPr>
+                <w:color w:val="0B0B0B"/>
+                <w:sz w:val="19"/>
+              </w:rPr>
+              <w:t>73.3%</w:t>
+            </w:r>
+          </w:p>
+        </w:tc>
+      </w:tr>
+      <w:tr>
+        <w:tc>
+          <w:tcPr>
+            <w:tcW w:type="dxa" w:w="2436"/>
+            <w:shd w:val="clear" w:color="auto" w:fill="F2F6FC"/>
+          </w:tcPr>
+          <w:p>
+            <w:r/>
+            <w:r>
+              <w:rPr>
+                <w:color w:val="0B0B0B"/>
+                <w:sz w:val="19"/>
+              </w:rPr>
+              <w:t>Workable</w:t>
+            </w:r>
+          </w:p>
+        </w:tc>
+        <w:tc>
+          <w:tcPr>
+            <w:tcW w:type="dxa" w:w="2436"/>
+            <w:shd w:val="clear" w:color="auto" w:fill="F2F6FC"/>
+          </w:tcPr>
+          <w:p>
+            <w:r/>
+            <w:r>
+              <w:rPr>
+                <w:color w:val="0B0B0B"/>
+                <w:sz w:val="19"/>
+              </w:rPr>
+              <w:t>1,232</w:t>
+            </w:r>
+          </w:p>
+        </w:tc>
+        <w:tc>
+          <w:tcPr>
+            <w:tcW w:type="dxa" w:w="2436"/>
+            <w:shd w:val="clear" w:color="auto" w:fill="F2F6FC"/>
+          </w:tcPr>
+          <w:p>
+            <w:r/>
+            <w:r>
+              <w:rPr>
+                <w:color w:val="0B0B0B"/>
+                <w:sz w:val="19"/>
+              </w:rPr>
+              <w:t>1.5%</w:t>
+            </w:r>
+          </w:p>
+        </w:tc>
+        <w:tc>
+          <w:tcPr>
+            <w:tcW w:type="dxa" w:w="2436"/>
+            <w:shd w:val="clear" w:color="auto" w:fill="F2F6FC"/>
+          </w:tcPr>
+          <w:p>
+            <w:r/>
+            <w:r>
+              <w:rPr>
+                <w:color w:val="0B0B0B"/>
+                <w:sz w:val="19"/>
+              </w:rPr>
+              <w:t>29.6%</w:t>
+            </w:r>
+          </w:p>
+        </w:tc>
+      </w:tr>
+      <w:tr>
+        <w:tc>
+          <w:tcPr>
+            <w:tcW w:type="dxa" w:w="2436"/>
+          </w:tcPr>
+          <w:p>
+            <w:r/>
+            <w:r>
+              <w:rPr>
+                <w:color w:val="0B0B0B"/>
+                <w:sz w:val="19"/>
+              </w:rPr>
+              <w:t>Arbeitnow</w:t>
+            </w:r>
+          </w:p>
+        </w:tc>
+        <w:tc>
+          <w:tcPr>
+            <w:tcW w:type="dxa" w:w="2436"/>
+          </w:tcPr>
+          <w:p>
+            <w:r/>
+            <w:r>
+              <w:rPr>
+                <w:color w:val="0B0B0B"/>
+                <w:sz w:val="19"/>
+              </w:rPr>
+              <w:t>930</w:t>
+            </w:r>
+          </w:p>
+        </w:tc>
+        <w:tc>
+          <w:tcPr>
+            <w:tcW w:type="dxa" w:w="2436"/>
+          </w:tcPr>
+          <w:p>
+            <w:r/>
+            <w:r>
+              <w:rPr>
+                <w:color w:val="0B0B0B"/>
+                <w:sz w:val="19"/>
+              </w:rPr>
+              <w:t>1.1%</w:t>
+            </w:r>
+          </w:p>
+        </w:tc>
+        <w:tc>
+          <w:tcPr>
+            <w:tcW w:type="dxa" w:w="2436"/>
+          </w:tcPr>
+          <w:p>
+            <w:r/>
+            <w:r>
+              <w:rPr>
+                <w:color w:val="0B0B0B"/>
+                <w:sz w:val="19"/>
+              </w:rPr>
+              <w:t>100.0%</w:t>
+            </w:r>
+          </w:p>
+        </w:tc>
+      </w:tr>
+      <w:tr>
+        <w:tc>
+          <w:tcPr>
+            <w:tcW w:type="dxa" w:w="2436"/>
+            <w:shd w:val="clear" w:color="auto" w:fill="F2F6FC"/>
+          </w:tcPr>
+          <w:p>
+            <w:r/>
+            <w:r>
+              <w:rPr>
+                <w:color w:val="0B0B0B"/>
+                <w:sz w:val="19"/>
+              </w:rPr>
+              <w:t>The Muse</w:t>
+            </w:r>
+          </w:p>
+        </w:tc>
+        <w:tc>
+          <w:tcPr>
+            <w:tcW w:type="dxa" w:w="2436"/>
+            <w:shd w:val="clear" w:color="auto" w:fill="F2F6FC"/>
+          </w:tcPr>
+          <w:p>
+            <w:r/>
+            <w:r>
+              <w:rPr>
+                <w:color w:val="0B0B0B"/>
+                <w:sz w:val="19"/>
+              </w:rPr>
+              <w:t>615</w:t>
+            </w:r>
+          </w:p>
+        </w:tc>
+        <w:tc>
+          <w:tcPr>
+            <w:tcW w:type="dxa" w:w="2436"/>
+            <w:shd w:val="clear" w:color="auto" w:fill="F2F6FC"/>
+          </w:tcPr>
+          <w:p>
+            <w:r/>
+            <w:r>
+              <w:rPr>
+                <w:color w:val="0B0B0B"/>
+                <w:sz w:val="19"/>
+              </w:rPr>
+              <w:t>0.7%</w:t>
+            </w:r>
+          </w:p>
+        </w:tc>
+        <w:tc>
+          <w:tcPr>
+            <w:tcW w:type="dxa" w:w="2436"/>
+            <w:shd w:val="clear" w:color="auto" w:fill="F2F6FC"/>
+          </w:tcPr>
+          <w:p>
+            <w:r/>
+            <w:r>
+              <w:rPr>
+                <w:color w:val="0B0B0B"/>
+                <w:sz w:val="19"/>
+              </w:rPr>
+              <w:t>30.8%</w:t>
+            </w:r>
+          </w:p>
+        </w:tc>
+      </w:tr>
+      <w:tr>
+        <w:tc>
+          <w:tcPr>
+            <w:tcW w:type="dxa" w:w="2436"/>
+          </w:tcPr>
+          <w:p>
+            <w:r/>
+            <w:r>
+              <w:rPr>
+                <w:color w:val="0B0B0B"/>
+                <w:sz w:val="19"/>
+              </w:rPr>
+              <w:t>Teamtailor</w:t>
+            </w:r>
+          </w:p>
+        </w:tc>
+        <w:tc>
+          <w:tcPr>
+            <w:tcW w:type="dxa" w:w="2436"/>
+          </w:tcPr>
+          <w:p>
+            <w:r/>
+            <w:r>
+              <w:rPr>
+                <w:color w:val="0B0B0B"/>
+                <w:sz w:val="19"/>
+              </w:rPr>
+              <w:t>176</w:t>
+            </w:r>
+          </w:p>
+        </w:tc>
+        <w:tc>
+          <w:tcPr>
+            <w:tcW w:type="dxa" w:w="2436"/>
+          </w:tcPr>
+          <w:p>
+            <w:r/>
+            <w:r>
+              <w:rPr>
+                <w:color w:val="0B0B0B"/>
+                <w:sz w:val="19"/>
+              </w:rPr>
+              <w:t>0.2%</w:t>
+            </w:r>
+          </w:p>
+        </w:tc>
+        <w:tc>
+          <w:tcPr>
+            <w:tcW w:type="dxa" w:w="2436"/>
+          </w:tcPr>
+          <w:p>
+            <w:r/>
+            <w:r>
+              <w:rPr>
+                <w:color w:val="0B0B0B"/>
+                <w:sz w:val="19"/>
+              </w:rPr>
+              <w:t>38.6%</w:t>
+            </w:r>
+          </w:p>
+        </w:tc>
+      </w:tr>
+      <w:tr>
+        <w:tc>
+          <w:tcPr>
+            <w:tcW w:type="dxa" w:w="2436"/>
+            <w:shd w:val="clear" w:color="auto" w:fill="F2F6FC"/>
+          </w:tcPr>
+          <w:p>
+            <w:r/>
+            <w:r>
+              <w:rPr>
+                <w:color w:val="0B0B0B"/>
+                <w:sz w:val="19"/>
+              </w:rPr>
+              <w:t>Jobicy</w:t>
+            </w:r>
+          </w:p>
+        </w:tc>
+        <w:tc>
+          <w:tcPr>
+            <w:tcW w:type="dxa" w:w="2436"/>
+            <w:shd w:val="clear" w:color="auto" w:fill="F2F6FC"/>
+          </w:tcPr>
+          <w:p>
+            <w:r/>
+            <w:r>
+              <w:rPr>
+                <w:color w:val="0B0B0B"/>
+                <w:sz w:val="19"/>
+              </w:rPr>
+              <w:t>100</w:t>
+            </w:r>
+          </w:p>
+        </w:tc>
+        <w:tc>
+          <w:tcPr>
+            <w:tcW w:type="dxa" w:w="2436"/>
+            <w:shd w:val="clear" w:color="auto" w:fill="F2F6FC"/>
+          </w:tcPr>
+          <w:p>
+            <w:r/>
+            <w:r>
+              <w:rPr>
+                <w:color w:val="0B0B0B"/>
+                <w:sz w:val="19"/>
+              </w:rPr>
+              <w:t>0.1%</w:t>
+            </w:r>
+          </w:p>
+        </w:tc>
+        <w:tc>
+          <w:tcPr>
+            <w:tcW w:type="dxa" w:w="2436"/>
+            <w:shd w:val="clear" w:color="auto" w:fill="F2F6FC"/>
+          </w:tcPr>
+          <w:p>
+            <w:r/>
+            <w:r>
+              <w:rPr>
+                <w:color w:val="0B0B0B"/>
+                <w:sz w:val="19"/>
+              </w:rPr>
+              <w:t>100.0%</w:t>
+            </w:r>
+          </w:p>
+        </w:tc>
+      </w:tr>
+      <w:tr>
+        <w:tc>
+          <w:tcPr>
+            <w:tcW w:type="dxa" w:w="2436"/>
+          </w:tcPr>
+          <w:p>
+            <w:r/>
+            <w:r>
+              <w:rPr>
+                <w:color w:val="0B0B0B"/>
+                <w:sz w:val="19"/>
+              </w:rPr>
+              <w:t>RemoteOK</w:t>
+            </w:r>
+          </w:p>
+        </w:tc>
+        <w:tc>
+          <w:tcPr>
+            <w:tcW w:type="dxa" w:w="2436"/>
+          </w:tcPr>
+          <w:p>
+            <w:r/>
+            <w:r>
+              <w:rPr>
+                <w:color w:val="0B0B0B"/>
+                <w:sz w:val="19"/>
+              </w:rPr>
+              <w:t>100</w:t>
+            </w:r>
+          </w:p>
+        </w:tc>
+        <w:tc>
+          <w:tcPr>
+            <w:tcW w:type="dxa" w:w="2436"/>
+          </w:tcPr>
+          <w:p>
+            <w:r/>
+            <w:r>
+              <w:rPr>
+                <w:color w:val="0B0B0B"/>
+                <w:sz w:val="19"/>
+              </w:rPr>
+              <w:t>0.1%</w:t>
+            </w:r>
+          </w:p>
+        </w:tc>
+        <w:tc>
+          <w:tcPr>
+            <w:tcW w:type="dxa" w:w="2436"/>
+          </w:tcPr>
+          <w:p>
+            <w:r/>
+            <w:r>
+              <w:rPr>
+                <w:color w:val="0B0B0B"/>
+                <w:sz w:val="19"/>
+              </w:rPr>
+              <w:t>100.0%</w:t>
+            </w:r>
+          </w:p>
+        </w:tc>
+      </w:tr>
+    </w:tbl>
+    <w:p>
+      <w:pPr>
+        <w:spacing w:after="80"/>
+      </w:pPr>
+    </w:p>
+    <w:p>
+      <w:pPr>
+        <w:jc w:val="center"/>
+      </w:pPr>
+      <w:r>
+        <w:drawing>
+          <wp:inline xmlns:a="http://schemas.openxmlformats.org/drawingml/2006/main" xmlns:pic="http://schemas.openxmlformats.org/drawingml/2006/picture">
+            <wp:extent cx="5760720" cy="4620152"/>
+            <wp:docPr id="11" name="Picture 11"/>
+            <wp:cNvGraphicFramePr>
+              <a:graphicFrameLocks noChangeAspect="1"/>
+            </wp:cNvGraphicFramePr>
+            <a:graphic>
+              <a:graphicData uri="http://schemas.openxmlformats.org/drawingml/2006/picture">
+                <pic:pic>
+                  <pic:nvPicPr>
+                    <pic:cNvPr id="0" name="recent_provider_distribution.png"/>
+                    <pic:cNvPicPr/>
+                  </pic:nvPicPr>
+                  <pic:blipFill>
+                    <a:blip r:embed="rId20"/>
+                    <a:stretch>
+                      <a:fillRect/>
+                    </a:stretch>
+                  </pic:blipFill>
+                  <pic:spPr>
+                    <a:xfrm>
+                      <a:off x="0" y="0"/>
+                      <a:ext cx="5760720" cy="4620152"/>
+                    </a:xfrm>
+                    <a:prstGeom prst="rect"/>
+                  </pic:spPr>
+                </pic:pic>
+              </a:graphicData>
+            </a:graphic>
+          </wp:inline>
+        </w:drawing>
+      </w:r>
+    </w:p>
+    <w:p>
+      <w:pPr>
+        <w:spacing w:after="240"/>
+        <w:jc w:val="center"/>
+      </w:pPr>
+      <w:r>
+        <w:rPr>
+          <w:i/>
+          <w:color w:val="52514E"/>
+          <w:sz w:val="18"/>
+        </w:rPr>
+        <w:t>Figure 11. Recent jobs by provider (posted within 30 days).</w:t>
+      </w:r>
+    </w:p>
+    <w:p>
+      <w:pPr>
+        <w:spacing w:after="160"/>
+      </w:pPr>
+      <w:r>
+        <w:t>By share of recent volume, SmartRecruiters (43.4%), Reed (10.3%), and Bundesagentur (9.3%) contribute the most fresh jobs in absolute terms. By freshness rate — the share of a provider's own total inventory that is recent, a more diagnostic metric — five providers are effectively 100% fresh: Bundesagentur, Himalayas, Arbeitnow, RemoteOK, and Jobicy, each a newest-first or short-window API by construction. Reed (96.2%) and Jooble (95.1%) are also excellent. Lever (14.9%), Workable (29.6%), The Muse (30.8%), Ashby (32.6%), and Greenhouse (33.6%) have the lowest freshness rates — consistent with ATS boards returning every open requisition regardless of age.</w:t>
+      </w:r>
+    </w:p>
+    <w:p>
+      <w:pPr>
+        <w:spacing w:before="200" w:after="120"/>
+      </w:pPr>
+      <w:r>
+        <w:rPr>
+          <w:b/>
+          <w:color w:val="0B0B0B"/>
+          <w:sz w:val="26"/>
+        </w:rPr>
+        <w:t>4. Recent Jobs by Company</w:t>
+      </w:r>
+    </w:p>
+    <w:tbl>
+      <w:tblPr>
+        <w:tblStyle w:val="TableGrid"/>
+        <w:tblW w:type="auto" w:w="0"/>
+        <w:jc w:val="center"/>
+        <w:tblLayout w:type="autofit"/>
+        <w:tblLook w:firstColumn="1" w:firstRow="1" w:lastColumn="0" w:lastRow="0" w:noHBand="0" w:noVBand="1" w:val="04A0"/>
+      </w:tblPr>
+      <w:tblGrid>
+        <w:gridCol w:w="2436"/>
+        <w:gridCol w:w="2436"/>
+        <w:gridCol w:w="2436"/>
+        <w:gridCol w:w="2436"/>
+      </w:tblGrid>
+      <w:tr>
+        <w:tc>
+          <w:tcPr>
+            <w:tcW w:type="dxa" w:w="2436"/>
+            <w:shd w:val="clear" w:color="auto" w:fill="2A78D6"/>
+          </w:tcPr>
+          <w:p>
+            <w:r/>
+            <w:r>
+              <w:rPr>
+                <w:b/>
+                <w:color w:val="FFFFFF"/>
+                <w:sz w:val="19"/>
+              </w:rPr>
+              <w:t>Rank</w:t>
+            </w:r>
+          </w:p>
+        </w:tc>
+        <w:tc>
+          <w:tcPr>
+            <w:tcW w:type="dxa" w:w="2436"/>
+            <w:shd w:val="clear" w:color="auto" w:fill="2A78D6"/>
+          </w:tcPr>
+          <w:p>
+            <w:r/>
+            <w:r>
+              <w:rPr>
+                <w:b/>
+                <w:color w:val="FFFFFF"/>
+                <w:sz w:val="19"/>
+              </w:rPr>
+              <w:t>Company</w:t>
+            </w:r>
+          </w:p>
+        </w:tc>
+        <w:tc>
+          <w:tcPr>
+            <w:tcW w:type="dxa" w:w="2436"/>
+            <w:shd w:val="clear" w:color="auto" w:fill="2A78D6"/>
+          </w:tcPr>
+          <w:p>
+            <w:r/>
+            <w:r>
+              <w:rPr>
+                <w:b/>
+                <w:color w:val="FFFFFF"/>
+                <w:sz w:val="19"/>
+              </w:rPr>
+              <w:t>Recent Jobs</w:t>
+            </w:r>
+          </w:p>
+        </w:tc>
+        <w:tc>
+          <w:tcPr>
+            <w:tcW w:type="dxa" w:w="2436"/>
+            <w:shd w:val="clear" w:color="auto" w:fill="2A78D6"/>
+          </w:tcPr>
+          <w:p>
+            <w:r/>
+            <w:r>
+              <w:rPr>
+                <w:b/>
+                <w:color w:val="FFFFFF"/>
+                <w:sz w:val="19"/>
+              </w:rPr>
+              <w:t>% of recent</w:t>
+            </w:r>
+          </w:p>
+        </w:tc>
+      </w:tr>
+      <w:tr>
+        <w:tc>
+          <w:tcPr>
+            <w:tcW w:type="dxa" w:w="2436"/>
+          </w:tcPr>
+          <w:p>
+            <w:r/>
+            <w:r>
+              <w:rPr>
+                <w:color w:val="0B0B0B"/>
+                <w:sz w:val="19"/>
+              </w:rPr>
+              <w:t>1</w:t>
+            </w:r>
+          </w:p>
+        </w:tc>
+        <w:tc>
+          <w:tcPr>
+            <w:tcW w:type="dxa" w:w="2436"/>
+          </w:tcPr>
+          <w:p>
+            <w:r/>
+            <w:r>
+              <w:rPr>
+                <w:color w:val="0B0B0B"/>
+                <w:sz w:val="19"/>
+              </w:rPr>
+              <w:t>Domino's</w:t>
+            </w:r>
+          </w:p>
+        </w:tc>
+        <w:tc>
+          <w:tcPr>
+            <w:tcW w:type="dxa" w:w="2436"/>
+          </w:tcPr>
+          <w:p>
+            <w:r/>
+            <w:r>
+              <w:rPr>
+                <w:color w:val="0B0B0B"/>
+                <w:sz w:val="19"/>
+              </w:rPr>
+              <w:t>20,620</w:t>
+            </w:r>
+          </w:p>
+        </w:tc>
+        <w:tc>
+          <w:tcPr>
+            <w:tcW w:type="dxa" w:w="2436"/>
+          </w:tcPr>
+          <w:p>
+            <w:r/>
+            <w:r>
+              <w:rPr>
+                <w:color w:val="0B0B0B"/>
+                <w:sz w:val="19"/>
+              </w:rPr>
+              <w:t>24.5%</w:t>
+            </w:r>
+          </w:p>
+        </w:tc>
+      </w:tr>
+      <w:tr>
+        <w:tc>
+          <w:tcPr>
+            <w:tcW w:type="dxa" w:w="2436"/>
+            <w:shd w:val="clear" w:color="auto" w:fill="F2F6FC"/>
+          </w:tcPr>
+          <w:p>
+            <w:r/>
+            <w:r>
+              <w:rPr>
+                <w:color w:val="0B0B0B"/>
+                <w:sz w:val="19"/>
+              </w:rPr>
+              <w:t>2</w:t>
+            </w:r>
+          </w:p>
+        </w:tc>
+        <w:tc>
+          <w:tcPr>
+            <w:tcW w:type="dxa" w:w="2436"/>
+            <w:shd w:val="clear" w:color="auto" w:fill="F2F6FC"/>
+          </w:tcPr>
+          <w:p>
+            <w:r/>
+            <w:r>
+              <w:rPr>
+                <w:color w:val="0B0B0B"/>
+                <w:sz w:val="19"/>
+              </w:rPr>
+              <w:t>AccorHotel</w:t>
+            </w:r>
+          </w:p>
+        </w:tc>
+        <w:tc>
+          <w:tcPr>
+            <w:tcW w:type="dxa" w:w="2436"/>
+            <w:shd w:val="clear" w:color="auto" w:fill="F2F6FC"/>
+          </w:tcPr>
+          <w:p>
+            <w:r/>
+            <w:r>
+              <w:rPr>
+                <w:color w:val="0B0B0B"/>
+                <w:sz w:val="19"/>
+              </w:rPr>
+              <w:t>3,397</w:t>
+            </w:r>
+          </w:p>
+        </w:tc>
+        <w:tc>
+          <w:tcPr>
+            <w:tcW w:type="dxa" w:w="2436"/>
+            <w:shd w:val="clear" w:color="auto" w:fill="F2F6FC"/>
+          </w:tcPr>
+          <w:p>
+            <w:r/>
+            <w:r>
+              <w:rPr>
+                <w:color w:val="0B0B0B"/>
+                <w:sz w:val="19"/>
+              </w:rPr>
+              <w:t>4.0%</w:t>
+            </w:r>
+          </w:p>
+        </w:tc>
+      </w:tr>
+      <w:tr>
+        <w:tc>
+          <w:tcPr>
+            <w:tcW w:type="dxa" w:w="2436"/>
+          </w:tcPr>
+          <w:p>
+            <w:r/>
+            <w:r>
+              <w:rPr>
+                <w:color w:val="0B0B0B"/>
+                <w:sz w:val="19"/>
+              </w:rPr>
+              <w:t>3</w:t>
+            </w:r>
+          </w:p>
+        </w:tc>
+        <w:tc>
+          <w:tcPr>
+            <w:tcW w:type="dxa" w:w="2436"/>
+          </w:tcPr>
+          <w:p>
+            <w:r/>
+            <w:r>
+              <w:rPr>
+                <w:color w:val="0B0B0B"/>
+                <w:sz w:val="19"/>
+              </w:rPr>
+              <w:t>AECOM</w:t>
+            </w:r>
+          </w:p>
+        </w:tc>
+        <w:tc>
+          <w:tcPr>
+            <w:tcW w:type="dxa" w:w="2436"/>
+          </w:tcPr>
+          <w:p>
+            <w:r/>
+            <w:r>
+              <w:rPr>
+                <w:color w:val="0B0B0B"/>
+                <w:sz w:val="19"/>
+              </w:rPr>
+              <w:t>2,297</w:t>
+            </w:r>
+          </w:p>
+        </w:tc>
+        <w:tc>
+          <w:tcPr>
+            <w:tcW w:type="dxa" w:w="2436"/>
+          </w:tcPr>
+          <w:p>
+            <w:r/>
+            <w:r>
+              <w:rPr>
+                <w:color w:val="0B0B0B"/>
+                <w:sz w:val="19"/>
+              </w:rPr>
+              <w:t>2.7%</w:t>
+            </w:r>
+          </w:p>
+        </w:tc>
+      </w:tr>
+      <w:tr>
+        <w:tc>
+          <w:tcPr>
+            <w:tcW w:type="dxa" w:w="2436"/>
+            <w:shd w:val="clear" w:color="auto" w:fill="F2F6FC"/>
+          </w:tcPr>
+          <w:p>
+            <w:r/>
+            <w:r>
+              <w:rPr>
+                <w:color w:val="0B0B0B"/>
+                <w:sz w:val="19"/>
+              </w:rPr>
+              <w:t>4</w:t>
+            </w:r>
+          </w:p>
+        </w:tc>
+        <w:tc>
+          <w:tcPr>
+            <w:tcW w:type="dxa" w:w="2436"/>
+            <w:shd w:val="clear" w:color="auto" w:fill="F2F6FC"/>
+          </w:tcPr>
+          <w:p>
+            <w:r/>
+            <w:r>
+              <w:rPr>
+                <w:color w:val="0B0B0B"/>
+                <w:sz w:val="19"/>
+              </w:rPr>
+              <w:t>Bosch Group</w:t>
+            </w:r>
+          </w:p>
+        </w:tc>
+        <w:tc>
+          <w:tcPr>
+            <w:tcW w:type="dxa" w:w="2436"/>
+            <w:shd w:val="clear" w:color="auto" w:fill="F2F6FC"/>
+          </w:tcPr>
+          <w:p>
+            <w:r/>
+            <w:r>
+              <w:rPr>
+                <w:color w:val="0B0B0B"/>
+                <w:sz w:val="19"/>
+              </w:rPr>
+              <w:t>1,900</w:t>
+            </w:r>
+          </w:p>
+        </w:tc>
+        <w:tc>
+          <w:tcPr>
+            <w:tcW w:type="dxa" w:w="2436"/>
+            <w:shd w:val="clear" w:color="auto" w:fill="F2F6FC"/>
+          </w:tcPr>
+          <w:p>
+            <w:r/>
+            <w:r>
+              <w:rPr>
+                <w:color w:val="0B0B0B"/>
+                <w:sz w:val="19"/>
+              </w:rPr>
+              <w:t>2.3%</w:t>
+            </w:r>
+          </w:p>
+        </w:tc>
+      </w:tr>
+      <w:tr>
+        <w:tc>
+          <w:tcPr>
+            <w:tcW w:type="dxa" w:w="2436"/>
+          </w:tcPr>
+          <w:p>
+            <w:r/>
+            <w:r>
+              <w:rPr>
+                <w:color w:val="0B0B0B"/>
+                <w:sz w:val="19"/>
+              </w:rPr>
+              <w:t>5</w:t>
+            </w:r>
+          </w:p>
+        </w:tc>
+        <w:tc>
+          <w:tcPr>
+            <w:tcW w:type="dxa" w:w="2436"/>
+          </w:tcPr>
+          <w:p>
+            <w:r/>
+            <w:r>
+              <w:rPr>
+                <w:color w:val="0B0B0B"/>
+                <w:sz w:val="19"/>
+              </w:rPr>
+              <w:t>Veterans Health Administration</w:t>
+            </w:r>
+          </w:p>
+        </w:tc>
+        <w:tc>
+          <w:tcPr>
+            <w:tcW w:type="dxa" w:w="2436"/>
+          </w:tcPr>
+          <w:p>
+            <w:r/>
+            <w:r>
+              <w:rPr>
+                <w:color w:val="0B0B0B"/>
+                <w:sz w:val="19"/>
+              </w:rPr>
+              <w:t>1,675</w:t>
+            </w:r>
+          </w:p>
+        </w:tc>
+        <w:tc>
+          <w:tcPr>
+            <w:tcW w:type="dxa" w:w="2436"/>
+          </w:tcPr>
+          <w:p>
+            <w:r/>
+            <w:r>
+              <w:rPr>
+                <w:color w:val="0B0B0B"/>
+                <w:sz w:val="19"/>
+              </w:rPr>
+              <w:t>2.0%</w:t>
+            </w:r>
+          </w:p>
+        </w:tc>
+      </w:tr>
+      <w:tr>
+        <w:tc>
+          <w:tcPr>
+            <w:tcW w:type="dxa" w:w="2436"/>
+            <w:shd w:val="clear" w:color="auto" w:fill="F2F6FC"/>
+          </w:tcPr>
+          <w:p>
+            <w:r/>
+            <w:r>
+              <w:rPr>
+                <w:color w:val="0B0B0B"/>
+                <w:sz w:val="19"/>
+              </w:rPr>
+              <w:t>6</w:t>
+            </w:r>
+          </w:p>
+        </w:tc>
+        <w:tc>
+          <w:tcPr>
+            <w:tcW w:type="dxa" w:w="2436"/>
+            <w:shd w:val="clear" w:color="auto" w:fill="F2F6FC"/>
+          </w:tcPr>
+          <w:p>
+            <w:r/>
+            <w:r>
+              <w:rPr>
+                <w:color w:val="0B0B0B"/>
+                <w:sz w:val="19"/>
+              </w:rPr>
+              <w:t>Anduril Industries</w:t>
+            </w:r>
+          </w:p>
+        </w:tc>
+        <w:tc>
+          <w:tcPr>
+            <w:tcW w:type="dxa" w:w="2436"/>
+            <w:shd w:val="clear" w:color="auto" w:fill="F2F6FC"/>
+          </w:tcPr>
+          <w:p>
+            <w:r/>
+            <w:r>
+              <w:rPr>
+                <w:color w:val="0B0B0B"/>
+                <w:sz w:val="19"/>
+              </w:rPr>
+              <w:t>817</w:t>
+            </w:r>
+          </w:p>
+        </w:tc>
+        <w:tc>
+          <w:tcPr>
+            <w:tcW w:type="dxa" w:w="2436"/>
+            <w:shd w:val="clear" w:color="auto" w:fill="F2F6FC"/>
+          </w:tcPr>
+          <w:p>
+            <w:r/>
+            <w:r>
+              <w:rPr>
+                <w:color w:val="0B0B0B"/>
+                <w:sz w:val="19"/>
+              </w:rPr>
+              <w:t>1.0%</w:t>
+            </w:r>
+          </w:p>
+        </w:tc>
+      </w:tr>
+      <w:tr>
+        <w:tc>
+          <w:tcPr>
+            <w:tcW w:type="dxa" w:w="2436"/>
+          </w:tcPr>
+          <w:p>
+            <w:r/>
+            <w:r>
+              <w:rPr>
+                <w:color w:val="0B0B0B"/>
+                <w:sz w:val="19"/>
+              </w:rPr>
+              <w:t>7</w:t>
+            </w:r>
+          </w:p>
+        </w:tc>
+        <w:tc>
+          <w:tcPr>
+            <w:tcW w:type="dxa" w:w="2436"/>
+          </w:tcPr>
+          <w:p>
+            <w:r/>
+            <w:r>
+              <w:rPr>
+                <w:color w:val="0B0B0B"/>
+                <w:sz w:val="19"/>
+              </w:rPr>
+              <w:t>Northwestern Memorial Healthcare</w:t>
+            </w:r>
+          </w:p>
+        </w:tc>
+        <w:tc>
+          <w:tcPr>
+            <w:tcW w:type="dxa" w:w="2436"/>
+          </w:tcPr>
+          <w:p>
+            <w:r/>
+            <w:r>
+              <w:rPr>
+                <w:color w:val="0B0B0B"/>
+                <w:sz w:val="19"/>
+              </w:rPr>
+              <w:t>751</w:t>
+            </w:r>
+          </w:p>
+        </w:tc>
+        <w:tc>
+          <w:tcPr>
+            <w:tcW w:type="dxa" w:w="2436"/>
+          </w:tcPr>
+          <w:p>
+            <w:r/>
+            <w:r>
+              <w:rPr>
+                <w:color w:val="0B0B0B"/>
+                <w:sz w:val="19"/>
+              </w:rPr>
+              <w:t>0.9%</w:t>
+            </w:r>
+          </w:p>
+        </w:tc>
+      </w:tr>
+      <w:tr>
+        <w:tc>
+          <w:tcPr>
+            <w:tcW w:type="dxa" w:w="2436"/>
+            <w:shd w:val="clear" w:color="auto" w:fill="F2F6FC"/>
+          </w:tcPr>
+          <w:p>
+            <w:r/>
+            <w:r>
+              <w:rPr>
+                <w:color w:val="0B0B0B"/>
+                <w:sz w:val="19"/>
+              </w:rPr>
+              <w:t>8</w:t>
+            </w:r>
+          </w:p>
+        </w:tc>
+        <w:tc>
+          <w:tcPr>
+            <w:tcW w:type="dxa" w:w="2436"/>
+            <w:shd w:val="clear" w:color="auto" w:fill="F2F6FC"/>
+          </w:tcPr>
+          <w:p>
+            <w:r/>
+            <w:r>
+              <w:rPr>
+                <w:color w:val="0B0B0B"/>
+                <w:sz w:val="19"/>
+              </w:rPr>
+              <w:t>Reed</w:t>
+            </w:r>
+          </w:p>
+        </w:tc>
+        <w:tc>
+          <w:tcPr>
+            <w:tcW w:type="dxa" w:w="2436"/>
+            <w:shd w:val="clear" w:color="auto" w:fill="F2F6FC"/>
+          </w:tcPr>
+          <w:p>
+            <w:r/>
+            <w:r>
+              <w:rPr>
+                <w:color w:val="0B0B0B"/>
+                <w:sz w:val="19"/>
+              </w:rPr>
+              <w:t>689</w:t>
+            </w:r>
+          </w:p>
+        </w:tc>
+        <w:tc>
+          <w:tcPr>
+            <w:tcW w:type="dxa" w:w="2436"/>
+            <w:shd w:val="clear" w:color="auto" w:fill="F2F6FC"/>
+          </w:tcPr>
+          <w:p>
+            <w:r/>
+            <w:r>
+              <w:rPr>
+                <w:color w:val="0B0B0B"/>
+                <w:sz w:val="19"/>
+              </w:rPr>
+              <w:t>0.8%</w:t>
+            </w:r>
+          </w:p>
+        </w:tc>
+      </w:tr>
+      <w:tr>
+        <w:tc>
+          <w:tcPr>
+            <w:tcW w:type="dxa" w:w="2436"/>
+          </w:tcPr>
+          <w:p>
+            <w:r/>
+            <w:r>
+              <w:rPr>
+                <w:color w:val="0B0B0B"/>
+                <w:sz w:val="19"/>
+              </w:rPr>
+              <w:t>9</w:t>
+            </w:r>
+          </w:p>
+        </w:tc>
+        <w:tc>
+          <w:tcPr>
+            <w:tcW w:type="dxa" w:w="2436"/>
+          </w:tcPr>
+          <w:p>
+            <w:r/>
+            <w:r>
+              <w:rPr>
+                <w:color w:val="0B0B0B"/>
+                <w:sz w:val="19"/>
+              </w:rPr>
+              <w:t>SpaceX</w:t>
+            </w:r>
+          </w:p>
+        </w:tc>
+        <w:tc>
+          <w:tcPr>
+            <w:tcW w:type="dxa" w:w="2436"/>
+          </w:tcPr>
+          <w:p>
+            <w:r/>
+            <w:r>
+              <w:rPr>
+                <w:color w:val="0B0B0B"/>
+                <w:sz w:val="19"/>
+              </w:rPr>
+              <w:t>681</w:t>
+            </w:r>
+          </w:p>
+        </w:tc>
+        <w:tc>
+          <w:tcPr>
+            <w:tcW w:type="dxa" w:w="2436"/>
+          </w:tcPr>
+          <w:p>
+            <w:r/>
+            <w:r>
+              <w:rPr>
+                <w:color w:val="0B0B0B"/>
+                <w:sz w:val="19"/>
+              </w:rPr>
+              <w:t>0.8%</w:t>
+            </w:r>
+          </w:p>
+        </w:tc>
+      </w:tr>
+      <w:tr>
+        <w:tc>
+          <w:tcPr>
+            <w:tcW w:type="dxa" w:w="2436"/>
+            <w:shd w:val="clear" w:color="auto" w:fill="F2F6FC"/>
+          </w:tcPr>
+          <w:p>
+            <w:r/>
+            <w:r>
+              <w:rPr>
+                <w:color w:val="0B0B0B"/>
+                <w:sz w:val="19"/>
+              </w:rPr>
+              <w:t>10</w:t>
+            </w:r>
+          </w:p>
+        </w:tc>
+        <w:tc>
+          <w:tcPr>
+            <w:tcW w:type="dxa" w:w="2436"/>
+            <w:shd w:val="clear" w:color="auto" w:fill="F2F6FC"/>
+          </w:tcPr>
+          <w:p>
+            <w:r/>
+            <w:r>
+              <w:rPr>
+                <w:color w:val="0B0B0B"/>
+                <w:sz w:val="19"/>
+              </w:rPr>
+              <w:t>Delivery Hero</w:t>
+            </w:r>
+          </w:p>
+        </w:tc>
+        <w:tc>
+          <w:tcPr>
+            <w:tcW w:type="dxa" w:w="2436"/>
+            <w:shd w:val="clear" w:color="auto" w:fill="F2F6FC"/>
+          </w:tcPr>
+          <w:p>
+            <w:r/>
+            <w:r>
+              <w:rPr>
+                <w:color w:val="0B0B0B"/>
+                <w:sz w:val="19"/>
+              </w:rPr>
+              <w:t>599</w:t>
+            </w:r>
+          </w:p>
+        </w:tc>
+        <w:tc>
+          <w:tcPr>
+            <w:tcW w:type="dxa" w:w="2436"/>
+            <w:shd w:val="clear" w:color="auto" w:fill="F2F6FC"/>
+          </w:tcPr>
+          <w:p>
+            <w:r/>
+            <w:r>
+              <w:rPr>
+                <w:color w:val="0B0B0B"/>
+                <w:sz w:val="19"/>
+              </w:rPr>
+              <w:t>0.7%</w:t>
+            </w:r>
+          </w:p>
+        </w:tc>
+      </w:tr>
+      <w:tr>
+        <w:tc>
+          <w:tcPr>
+            <w:tcW w:type="dxa" w:w="2436"/>
+          </w:tcPr>
+          <w:p>
+            <w:r/>
+            <w:r>
+              <w:rPr>
+                <w:color w:val="0B0B0B"/>
+                <w:sz w:val="19"/>
+              </w:rPr>
+              <w:t>11</w:t>
+            </w:r>
+          </w:p>
+        </w:tc>
+        <w:tc>
+          <w:tcPr>
+            <w:tcW w:type="dxa" w:w="2436"/>
+          </w:tcPr>
+          <w:p>
+            <w:r/>
+            <w:r>
+              <w:rPr>
+                <w:color w:val="0B0B0B"/>
+                <w:sz w:val="19"/>
+              </w:rPr>
+              <w:t>eFinancialCareers</w:t>
+            </w:r>
+          </w:p>
+        </w:tc>
+        <w:tc>
+          <w:tcPr>
+            <w:tcW w:type="dxa" w:w="2436"/>
+          </w:tcPr>
+          <w:p>
+            <w:r/>
+            <w:r>
+              <w:rPr>
+                <w:color w:val="0B0B0B"/>
+                <w:sz w:val="19"/>
+              </w:rPr>
+              <w:t>514</w:t>
+            </w:r>
+          </w:p>
+        </w:tc>
+        <w:tc>
+          <w:tcPr>
+            <w:tcW w:type="dxa" w:w="2436"/>
+          </w:tcPr>
+          <w:p>
+            <w:r/>
+            <w:r>
+              <w:rPr>
+                <w:color w:val="0B0B0B"/>
+                <w:sz w:val="19"/>
+              </w:rPr>
+              <w:t>0.6%</w:t>
+            </w:r>
+          </w:p>
+        </w:tc>
+      </w:tr>
+      <w:tr>
+        <w:tc>
+          <w:tcPr>
+            <w:tcW w:type="dxa" w:w="2436"/>
+            <w:shd w:val="clear" w:color="auto" w:fill="F2F6FC"/>
+          </w:tcPr>
+          <w:p>
+            <w:r/>
+            <w:r>
+              <w:rPr>
+                <w:color w:val="0B0B0B"/>
+                <w:sz w:val="19"/>
+              </w:rPr>
+              <w:t>12</w:t>
+            </w:r>
+          </w:p>
+        </w:tc>
+        <w:tc>
+          <w:tcPr>
+            <w:tcW w:type="dxa" w:w="2436"/>
+            <w:shd w:val="clear" w:color="auto" w:fill="F2F6FC"/>
+          </w:tcPr>
+          <w:p>
+            <w:r/>
+            <w:r>
+              <w:rPr>
+                <w:color w:val="0B0B0B"/>
+                <w:sz w:val="19"/>
+              </w:rPr>
+              <w:t>Primark</w:t>
+            </w:r>
+          </w:p>
+        </w:tc>
+        <w:tc>
+          <w:tcPr>
+            <w:tcW w:type="dxa" w:w="2436"/>
+            <w:shd w:val="clear" w:color="auto" w:fill="F2F6FC"/>
+          </w:tcPr>
+          <w:p>
+            <w:r/>
+            <w:r>
+              <w:rPr>
+                <w:color w:val="0B0B0B"/>
+                <w:sz w:val="19"/>
+              </w:rPr>
+              <w:t>454</w:t>
+            </w:r>
+          </w:p>
+        </w:tc>
+        <w:tc>
+          <w:tcPr>
+            <w:tcW w:type="dxa" w:w="2436"/>
+            <w:shd w:val="clear" w:color="auto" w:fill="F2F6FC"/>
+          </w:tcPr>
+          <w:p>
+            <w:r/>
+            <w:r>
+              <w:rPr>
+                <w:color w:val="0B0B0B"/>
+                <w:sz w:val="19"/>
+              </w:rPr>
+              <w:t>0.5%</w:t>
+            </w:r>
+          </w:p>
+        </w:tc>
+      </w:tr>
+      <w:tr>
+        <w:tc>
+          <w:tcPr>
+            <w:tcW w:type="dxa" w:w="2436"/>
+          </w:tcPr>
+          <w:p>
+            <w:r/>
+            <w:r>
+              <w:rPr>
+                <w:color w:val="0B0B0B"/>
+                <w:sz w:val="19"/>
+              </w:rPr>
+              <w:t>13</w:t>
+            </w:r>
+          </w:p>
+        </w:tc>
+        <w:tc>
+          <w:tcPr>
+            <w:tcW w:type="dxa" w:w="2436"/>
+          </w:tcPr>
+          <w:p>
+            <w:r/>
+            <w:r>
+              <w:rPr>
+                <w:color w:val="0B0B0B"/>
+                <w:sz w:val="19"/>
+              </w:rPr>
+              <w:t>ASSYSTEM</w:t>
+            </w:r>
+          </w:p>
+        </w:tc>
+        <w:tc>
+          <w:tcPr>
+            <w:tcW w:type="dxa" w:w="2436"/>
+          </w:tcPr>
+          <w:p>
+            <w:r/>
+            <w:r>
+              <w:rPr>
+                <w:color w:val="0B0B0B"/>
+                <w:sz w:val="19"/>
+              </w:rPr>
+              <w:t>417</w:t>
+            </w:r>
+          </w:p>
+        </w:tc>
+        <w:tc>
+          <w:tcPr>
+            <w:tcW w:type="dxa" w:w="2436"/>
+          </w:tcPr>
+          <w:p>
+            <w:r/>
+            <w:r>
+              <w:rPr>
+                <w:color w:val="0B0B0B"/>
+                <w:sz w:val="19"/>
+              </w:rPr>
+              <w:t>0.5%</w:t>
+            </w:r>
+          </w:p>
+        </w:tc>
+      </w:tr>
+      <w:tr>
+        <w:tc>
+          <w:tcPr>
+            <w:tcW w:type="dxa" w:w="2436"/>
+            <w:shd w:val="clear" w:color="auto" w:fill="F2F6FC"/>
+          </w:tcPr>
+          <w:p>
+            <w:r/>
+            <w:r>
+              <w:rPr>
+                <w:color w:val="0B0B0B"/>
+                <w:sz w:val="19"/>
+              </w:rPr>
+              <w:t>14</w:t>
+            </w:r>
+          </w:p>
+        </w:tc>
+        <w:tc>
+          <w:tcPr>
+            <w:tcW w:type="dxa" w:w="2436"/>
+            <w:shd w:val="clear" w:color="auto" w:fill="F2F6FC"/>
+          </w:tcPr>
+          <w:p>
+            <w:r/>
+            <w:r>
+              <w:rPr>
+                <w:color w:val="0B0B0B"/>
+                <w:sz w:val="19"/>
+              </w:rPr>
+              <w:t>Tesco</w:t>
+            </w:r>
+          </w:p>
+        </w:tc>
+        <w:tc>
+          <w:tcPr>
+            <w:tcW w:type="dxa" w:w="2436"/>
+            <w:shd w:val="clear" w:color="auto" w:fill="F2F6FC"/>
+          </w:tcPr>
+          <w:p>
+            <w:r/>
+            <w:r>
+              <w:rPr>
+                <w:color w:val="0B0B0B"/>
+                <w:sz w:val="19"/>
+              </w:rPr>
+              <w:t>396</w:t>
+            </w:r>
+          </w:p>
+        </w:tc>
+        <w:tc>
+          <w:tcPr>
+            <w:tcW w:type="dxa" w:w="2436"/>
+            <w:shd w:val="clear" w:color="auto" w:fill="F2F6FC"/>
+          </w:tcPr>
+          <w:p>
+            <w:r/>
+            <w:r>
+              <w:rPr>
+                <w:color w:val="0B0B0B"/>
+                <w:sz w:val="19"/>
+              </w:rPr>
+              <w:t>0.5%</w:t>
+            </w:r>
+          </w:p>
+        </w:tc>
+      </w:tr>
+      <w:tr>
+        <w:tc>
+          <w:tcPr>
+            <w:tcW w:type="dxa" w:w="2436"/>
+          </w:tcPr>
+          <w:p>
+            <w:r/>
+            <w:r>
+              <w:rPr>
+                <w:color w:val="0B0B0B"/>
+                <w:sz w:val="19"/>
+              </w:rPr>
+              <w:t>15</w:t>
+            </w:r>
+          </w:p>
+        </w:tc>
+        <w:tc>
+          <w:tcPr>
+            <w:tcW w:type="dxa" w:w="2436"/>
+          </w:tcPr>
+          <w:p>
+            <w:r/>
+            <w:r>
+              <w:rPr>
+                <w:color w:val="0B0B0B"/>
+                <w:sz w:val="19"/>
+              </w:rPr>
+              <w:t>AUREA GmbH</w:t>
+            </w:r>
+          </w:p>
+        </w:tc>
+        <w:tc>
+          <w:tcPr>
+            <w:tcW w:type="dxa" w:w="2436"/>
+          </w:tcPr>
+          <w:p>
+            <w:r/>
+            <w:r>
+              <w:rPr>
+                <w:color w:val="0B0B0B"/>
+                <w:sz w:val="19"/>
+              </w:rPr>
+              <w:t>341</w:t>
+            </w:r>
+          </w:p>
+        </w:tc>
+        <w:tc>
+          <w:tcPr>
+            <w:tcW w:type="dxa" w:w="2436"/>
+          </w:tcPr>
+          <w:p>
+            <w:r/>
+            <w:r>
+              <w:rPr>
+                <w:color w:val="0B0B0B"/>
+                <w:sz w:val="19"/>
+              </w:rPr>
+              <w:t>0.4%</w:t>
+            </w:r>
+          </w:p>
+        </w:tc>
+      </w:tr>
+      <w:tr>
+        <w:tc>
+          <w:tcPr>
+            <w:tcW w:type="dxa" w:w="2436"/>
+            <w:shd w:val="clear" w:color="auto" w:fill="F2F6FC"/>
+          </w:tcPr>
+          <w:p>
+            <w:r/>
+            <w:r>
+              <w:rPr>
+                <w:color w:val="0B0B0B"/>
+                <w:sz w:val="19"/>
+              </w:rPr>
+              <w:t>16</w:t>
+            </w:r>
+          </w:p>
+        </w:tc>
+        <w:tc>
+          <w:tcPr>
+            <w:tcW w:type="dxa" w:w="2436"/>
+            <w:shd w:val="clear" w:color="auto" w:fill="F2F6FC"/>
+          </w:tcPr>
+          <w:p>
+            <w:r/>
+            <w:r>
+              <w:rPr>
+                <w:color w:val="0B0B0B"/>
+                <w:sz w:val="19"/>
+              </w:rPr>
+              <w:t>Boyd Gaming</w:t>
+            </w:r>
+          </w:p>
+        </w:tc>
+        <w:tc>
+          <w:tcPr>
+            <w:tcW w:type="dxa" w:w="2436"/>
+            <w:shd w:val="clear" w:color="auto" w:fill="F2F6FC"/>
+          </w:tcPr>
+          <w:p>
+            <w:r/>
+            <w:r>
+              <w:rPr>
+                <w:color w:val="0B0B0B"/>
+                <w:sz w:val="19"/>
+              </w:rPr>
+              <w:t>335</w:t>
+            </w:r>
+          </w:p>
+        </w:tc>
+        <w:tc>
+          <w:tcPr>
+            <w:tcW w:type="dxa" w:w="2436"/>
+            <w:shd w:val="clear" w:color="auto" w:fill="F2F6FC"/>
+          </w:tcPr>
+          <w:p>
+            <w:r/>
+            <w:r>
+              <w:rPr>
+                <w:color w:val="0B0B0B"/>
+                <w:sz w:val="19"/>
+              </w:rPr>
+              <w:t>0.4%</w:t>
+            </w:r>
+          </w:p>
+        </w:tc>
+      </w:tr>
+      <w:tr>
+        <w:tc>
+          <w:tcPr>
+            <w:tcW w:type="dxa" w:w="2436"/>
+          </w:tcPr>
+          <w:p>
+            <w:r/>
+            <w:r>
+              <w:rPr>
+                <w:color w:val="0B0B0B"/>
+                <w:sz w:val="19"/>
+              </w:rPr>
+              <w:t>17</w:t>
+            </w:r>
+          </w:p>
+        </w:tc>
+        <w:tc>
+          <w:tcPr>
+            <w:tcW w:type="dxa" w:w="2436"/>
+          </w:tcPr>
+          <w:p>
+            <w:r/>
+            <w:r>
+              <w:rPr>
+                <w:color w:val="0B0B0B"/>
+                <w:sz w:val="19"/>
+              </w:rPr>
+              <w:t>Munson Healthcare</w:t>
+            </w:r>
+          </w:p>
+        </w:tc>
+        <w:tc>
+          <w:tcPr>
+            <w:tcW w:type="dxa" w:w="2436"/>
+          </w:tcPr>
+          <w:p>
+            <w:r/>
+            <w:r>
+              <w:rPr>
+                <w:color w:val="0B0B0B"/>
+                <w:sz w:val="19"/>
+              </w:rPr>
+              <w:t>328</w:t>
+            </w:r>
+          </w:p>
+        </w:tc>
+        <w:tc>
+          <w:tcPr>
+            <w:tcW w:type="dxa" w:w="2436"/>
+          </w:tcPr>
+          <w:p>
+            <w:r/>
+            <w:r>
+              <w:rPr>
+                <w:color w:val="0B0B0B"/>
+                <w:sz w:val="19"/>
+              </w:rPr>
+              <w:t>0.4%</w:t>
+            </w:r>
+          </w:p>
+        </w:tc>
+      </w:tr>
+      <w:tr>
+        <w:tc>
+          <w:tcPr>
+            <w:tcW w:type="dxa" w:w="2436"/>
+            <w:shd w:val="clear" w:color="auto" w:fill="F2F6FC"/>
+          </w:tcPr>
+          <w:p>
+            <w:r/>
+            <w:r>
+              <w:rPr>
+                <w:color w:val="0B0B0B"/>
+                <w:sz w:val="19"/>
+              </w:rPr>
+              <w:t>18</w:t>
+            </w:r>
+          </w:p>
+        </w:tc>
+        <w:tc>
+          <w:tcPr>
+            <w:tcW w:type="dxa" w:w="2436"/>
+            <w:shd w:val="clear" w:color="auto" w:fill="F2F6FC"/>
+          </w:tcPr>
+          <w:p>
+            <w:r/>
+            <w:r>
+              <w:rPr>
+                <w:color w:val="0B0B0B"/>
+                <w:sz w:val="19"/>
+              </w:rPr>
+              <w:t>NielsenIQ</w:t>
+            </w:r>
+          </w:p>
+        </w:tc>
+        <w:tc>
+          <w:tcPr>
+            <w:tcW w:type="dxa" w:w="2436"/>
+            <w:shd w:val="clear" w:color="auto" w:fill="F2F6FC"/>
+          </w:tcPr>
+          <w:p>
+            <w:r/>
+            <w:r>
+              <w:rPr>
+                <w:color w:val="0B0B0B"/>
+                <w:sz w:val="19"/>
+              </w:rPr>
+              <w:t>324</w:t>
+            </w:r>
+          </w:p>
+        </w:tc>
+        <w:tc>
+          <w:tcPr>
+            <w:tcW w:type="dxa" w:w="2436"/>
+            <w:shd w:val="clear" w:color="auto" w:fill="F2F6FC"/>
+          </w:tcPr>
+          <w:p>
+            <w:r/>
+            <w:r>
+              <w:rPr>
+                <w:color w:val="0B0B0B"/>
+                <w:sz w:val="19"/>
+              </w:rPr>
+              <w:t>0.4%</w:t>
+            </w:r>
+          </w:p>
+        </w:tc>
+      </w:tr>
+      <w:tr>
+        <w:tc>
+          <w:tcPr>
+            <w:tcW w:type="dxa" w:w="2436"/>
+          </w:tcPr>
+          <w:p>
+            <w:r/>
+            <w:r>
+              <w:rPr>
+                <w:color w:val="0B0B0B"/>
+                <w:sz w:val="19"/>
+              </w:rPr>
+              <w:t>19</w:t>
+            </w:r>
+          </w:p>
+        </w:tc>
+        <w:tc>
+          <w:tcPr>
+            <w:tcW w:type="dxa" w:w="2436"/>
+          </w:tcPr>
+          <w:p>
+            <w:r/>
+            <w:r>
+              <w:rPr>
+                <w:color w:val="0B0B0B"/>
+                <w:sz w:val="19"/>
+              </w:rPr>
+              <w:t>Hays Specialist Recruitment Limited</w:t>
+            </w:r>
+          </w:p>
+        </w:tc>
+        <w:tc>
+          <w:tcPr>
+            <w:tcW w:type="dxa" w:w="2436"/>
+          </w:tcPr>
+          <w:p>
+            <w:r/>
+            <w:r>
+              <w:rPr>
+                <w:color w:val="0B0B0B"/>
+                <w:sz w:val="19"/>
+              </w:rPr>
+              <w:t>320</w:t>
+            </w:r>
+          </w:p>
+        </w:tc>
+        <w:tc>
+          <w:tcPr>
+            <w:tcW w:type="dxa" w:w="2436"/>
+          </w:tcPr>
+          <w:p>
+            <w:r/>
+            <w:r>
+              <w:rPr>
+                <w:color w:val="0B0B0B"/>
+                <w:sz w:val="19"/>
+              </w:rPr>
+              <w:t>0.4%</w:t>
+            </w:r>
+          </w:p>
+        </w:tc>
+      </w:tr>
+      <w:tr>
+        <w:tc>
+          <w:tcPr>
+            <w:tcW w:type="dxa" w:w="2436"/>
+            <w:shd w:val="clear" w:color="auto" w:fill="F2F6FC"/>
+          </w:tcPr>
+          <w:p>
+            <w:r/>
+            <w:r>
+              <w:rPr>
+                <w:color w:val="0B0B0B"/>
+                <w:sz w:val="19"/>
+              </w:rPr>
+              <w:t>20</w:t>
+            </w:r>
+          </w:p>
+        </w:tc>
+        <w:tc>
+          <w:tcPr>
+            <w:tcW w:type="dxa" w:w="2436"/>
+            <w:shd w:val="clear" w:color="auto" w:fill="F2F6FC"/>
+          </w:tcPr>
+          <w:p>
+            <w:r/>
+            <w:r>
+              <w:rPr>
+                <w:color w:val="0B0B0B"/>
+                <w:sz w:val="19"/>
+              </w:rPr>
+              <w:t>Continental</w:t>
+            </w:r>
+          </w:p>
+        </w:tc>
+        <w:tc>
+          <w:tcPr>
+            <w:tcW w:type="dxa" w:w="2436"/>
+            <w:shd w:val="clear" w:color="auto" w:fill="F2F6FC"/>
+          </w:tcPr>
+          <w:p>
+            <w:r/>
+            <w:r>
+              <w:rPr>
+                <w:color w:val="0B0B0B"/>
+                <w:sz w:val="19"/>
+              </w:rPr>
+              <w:t>309</w:t>
+            </w:r>
+          </w:p>
+        </w:tc>
+        <w:tc>
+          <w:tcPr>
+            <w:tcW w:type="dxa" w:w="2436"/>
+            <w:shd w:val="clear" w:color="auto" w:fill="F2F6FC"/>
+          </w:tcPr>
+          <w:p>
+            <w:r/>
+            <w:r>
+              <w:rPr>
+                <w:color w:val="0B0B0B"/>
+                <w:sz w:val="19"/>
+              </w:rPr>
+              <w:t>0.4%</w:t>
+            </w:r>
+          </w:p>
+        </w:tc>
+      </w:tr>
+    </w:tbl>
+    <w:p>
+      <w:pPr>
+        <w:spacing w:after="80"/>
+      </w:pPr>
+    </w:p>
+    <w:p>
+      <w:pPr>
+        <w:jc w:val="center"/>
+      </w:pPr>
+      <w:r>
+        <w:drawing>
+          <wp:inline xmlns:a="http://schemas.openxmlformats.org/drawingml/2006/main" xmlns:pic="http://schemas.openxmlformats.org/drawingml/2006/picture">
+            <wp:extent cx="5760720" cy="4315601"/>
+            <wp:docPr id="12" name="Picture 12"/>
+            <wp:cNvGraphicFramePr>
+              <a:graphicFrameLocks noChangeAspect="1"/>
+            </wp:cNvGraphicFramePr>
+            <a:graphic>
+              <a:graphicData uri="http://schemas.openxmlformats.org/drawingml/2006/picture">
+                <pic:pic>
+                  <pic:nvPicPr>
+                    <pic:cNvPr id="0" name="recent_top_companies.png"/>
+                    <pic:cNvPicPr/>
+                  </pic:nvPicPr>
+                  <pic:blipFill>
+                    <a:blip r:embed="rId21"/>
+                    <a:stretch>
+                      <a:fillRect/>
+                    </a:stretch>
+                  </pic:blipFill>
+                  <pic:spPr>
+                    <a:xfrm>
+                      <a:off x="0" y="0"/>
+                      <a:ext cx="5760720" cy="4315601"/>
+                    </a:xfrm>
+                    <a:prstGeom prst="rect"/>
+                  </pic:spPr>
+                </pic:pic>
+              </a:graphicData>
+            </a:graphic>
+          </wp:inline>
+        </w:drawing>
+      </w:r>
+    </w:p>
+    <w:p>
+      <w:pPr>
+        <w:spacing w:after="240"/>
+        <w:jc w:val="center"/>
+      </w:pPr>
+      <w:r>
+        <w:rPr>
+          <w:i/>
+          <w:color w:val="52514E"/>
+          <w:sz w:val="18"/>
+        </w:rPr>
+        <w:t>Figure 12. Top 20 companies by recent openings.</w:t>
+      </w:r>
+    </w:p>
+    <w:p>
+      <w:pPr>
+        <w:spacing w:after="160"/>
+      </w:pPr>
+      <w:r>
+        <w:t>Recent hiring is more concentrated than the dataset as a whole: the top 10 companies account for 39.8% of recent postings (vs. 37.8% dataset-wide), and Domino's alone is 24.5% of every recent job — up from 15.7% dataset-wide — because Domino's postings refresh very frequently, while many other large employers' boards (particularly Lever- and Greenhouse-hosted companies) contain a larger share of older, still-open listings. There are 8,999 distinct companies among recent postings, and the same bimodal pattern holds as in the full dataset: a handful of very large, frequently-refreshed employers alongside a long tail of single-posting companies.</w:t>
+      </w:r>
+    </w:p>
+    <w:p>
+      <w:pPr>
+        <w:spacing w:before="200" w:after="120"/>
+      </w:pPr>
+      <w:r>
+        <w:rPr>
+          <w:b/>
+          <w:color w:val="0B0B0B"/>
+          <w:sz w:val="26"/>
+        </w:rPr>
+        <w:t>5. Fresh Job Recommendations</w:t>
+      </w:r>
+    </w:p>
+    <w:p>
+      <w:pPr>
+        <w:pStyle w:val="ListBullet"/>
+        <w:spacing w:after="80"/>
+      </w:pPr>
+      <w:r>
+        <w:t>APIs producing the freshest data: Bundesagentur, Himalayas, Arbeitnow, RemoteOK, and Jobicy are effectively 100% fresh — each is either newest-first within a small window or a small, frequently-turning-over snapshot by construction. Reed (96.2%) and Jooble (95.1%) are close behind.</w:t>
+      </w:r>
+    </w:p>
+    <w:p>
+      <w:pPr>
+        <w:pStyle w:val="ListBullet"/>
+        <w:spacing w:after="80"/>
+      </w:pPr>
+      <w:r>
+        <w:t>Providers that mostly return older jobs: Lever (14.9% fresh), Workable (29.6%), The Muse (30.8%), Ashby (32.6%), and Greenhouse (33.6%) — all five are full-board ATS fetches that return every currently open requisition regardless of posting age.</w:t>
+      </w:r>
+    </w:p>
+    <w:p>
+      <w:pPr>
+        <w:pStyle w:val="ListBullet"/>
+        <w:spacing w:after="80"/>
+      </w:pPr>
+      <w:r>
+        <w:t>Providers that should be refreshed more frequently: the same five low-freshness ATS providers benefit least from more frequent runs alone, since re-running them mainly re-fetches the same long-lived postings — the fix is incremental sync, not a tighter schedule.</w:t>
+      </w:r>
+    </w:p>
+    <w:p>
+      <w:pPr>
+        <w:pStyle w:val="ListBullet"/>
+        <w:spacing w:after="80"/>
+      </w:pPr>
+      <w:r>
+        <w:t>Providers that should be synchronized daily: SmartRecruiters, Reed, Bundesagentur, USAJOBS, and Jooble — all high-freshness-rate, high-volume providers whose own APIs are already turning over quickly enough to justify daily capture.</w:t>
+      </w:r>
+    </w:p>
+    <w:p>
+      <w:pPr>
+        <w:pStyle w:val="ListBullet"/>
+        <w:spacing w:after="80"/>
+      </w:pPr>
+      <w:r>
+        <w:t>Providers that would benefit from incremental synchronization: USAJOBS (DatePosted), Adzuna (max_days_old), Jooble (datecreatedfrom), Bundesagentur (veroeffentlichtseit), and TheirStack (posted_at_max_age_days, already partly used) all expose a genuine date-filter parameter today that is unused or only partly used.</w:t>
+      </w:r>
+    </w:p>
+    <w:p>
+      <w:pPr>
+        <w:spacing w:before="200" w:after="120"/>
+      </w:pPr>
+      <w:r>
+        <w:rPr>
+          <w:b/>
+          <w:color w:val="0B0B0B"/>
+          <w:sz w:val="26"/>
+        </w:rPr>
+        <w:t>6. Engineering Recommendations</w:t>
+      </w:r>
+    </w:p>
+    <w:p>
+      <w:pPr>
+        <w:pStyle w:val="ListBullet"/>
+        <w:spacing w:after="80"/>
+      </w:pPr>
+      <w:r>
+        <w:t>Date filtering: turn on the date filters already supported by USAJOBS, Adzuna, Bundesagentur, Jooble, and TheirStack to exclude stale postings at ingest time.</w:t>
+      </w:r>
+    </w:p>
+    <w:p>
+      <w:pPr>
+        <w:pStyle w:val="ListBullet"/>
+        <w:spacing w:after="80"/>
+      </w:pPr>
+      <w:r>
+        <w:t>Incremental synchronization: persist a per-job first_seen/last_seen watermark (using createdAt/publishedAt/releasedDate, already returned by every ATS provider) so runs can detect and retire postings that disappeared, rather than re-fetching a full board every time — the single biggest lever for Lever, Workable, The Muse, Ashby, and Greenhouse, none of which expose a request-side date filter.</w:t>
+      </w:r>
+    </w:p>
+    <w:p>
+      <w:pPr>
+        <w:pStyle w:val="ListBullet"/>
+        <w:spacing w:after="80"/>
+      </w:pPr>
+      <w:r>
+        <w:t>Region splitting: partitioning broad, single-query providers (Adzuna, Bundesagentur, USAJOBS, Reed) by country/region multiplies effective coverage and lets each partition be scheduled and filtered independently by recency.</w:t>
+      </w:r>
+    </w:p>
+    <w:p>
+      <w:pPr>
+        <w:pStyle w:val="ListBullet"/>
+        <w:spacing w:after="80"/>
+      </w:pPr>
+      <w:r>
+        <w:t>Keyword searches: replacing wildcard queries (Jooble, Careerjet, SerpApi, OpenWeb Ninja) with real, targeted keywords tends to surface different, often more recent, postings than a generic broad browse, while reducing cross-provider duplication.</w:t>
+      </w:r>
+    </w:p>
+    <w:p>
+      <w:pPr>
+        <w:pStyle w:val="ListBullet"/>
+        <w:spacing w:after="80"/>
+      </w:pPr>
+      <w:r>
+        <w:t>Company-based searches: for the six ATS providers, freshness cannot be improved via query parameters — there are none — so the lever is exclusively adding/pruning company slugs and diffing each company's board run-over-run to detect closed postings.</w:t>
+      </w:r>
+    </w:p>
+    <w:p>
+      <w:pPr>
+        <w:pStyle w:val="ListBullet"/>
+        <w:spacing w:after="80"/>
+      </w:pPr>
+      <w:r>
+        <w:t>Category searches: partitioning The Muse, USAJOBS, and Himalayas by category alongside date ordering would let each category-specific query surface its own newest postings rather than being crowded out by a single large unfiltered result set.</w:t>
+      </w:r>
+    </w:p>
+    <w:p>
+      <w:pPr>
+        <w:spacing w:after="160"/>
+      </w:pPr>
+      <w:r>
+        <w:t>Estimated freshness improvement: applying date filters and incremental sync to the five providers identified above, and introducing run-over-run diffing for the five low-freshness ATS providers, would directly target the ~46,000 jobs in this dataset that are currently older than 30 days despite coming from providers capable of returning newer results. A realistic outcome is raising the overall &lt;=30-day-fresh share from the current 54.0% into the high-60s to low-70s percent range, without adding a single new provider — the ceiling is bounded by how much genuinely new inventory each provider's underlying job market produces per period, not by anything in this pipeline.</w:t>
+      </w:r>
+    </w:p>
+    <w:p>
+      <w:r>
+        <w:br w:type="page"/>
+      </w:r>
+    </w:p>
+    <w:p>
+      <w:pPr>
+        <w:pStyle w:val="Heading1"/>
+        <w:spacing w:before="120" w:after="280"/>
+      </w:pPr>
+      <w:r>
+        <w:rPr>
+          <w:b/>
+          <w:color w:val="2A78D6"/>
+          <w:sz w:val="40"/>
+        </w:rPr>
+        <w:t>18. Conclusion</w:t>
       </w:r>
     </w:p>
     <w:p>
